--- a/paper/paper.docx
+++ b/paper/paper.docx
@@ -1066,6 +1066,7 @@
           <w:b/>
           <w:sz w:val="24"/>
         </w:rPr>
+        <w:lastRenderedPageBreak/>
         <w:t>目录</w:t>
       </w:r>
     </w:p>
@@ -3347,6 +3348,7 @@
           <w:sz w:val="30"/>
           <w:szCs w:val="30"/>
         </w:rPr>
+        <w:lastRenderedPageBreak/>
         <w:t>基于多智能体</w:t>
       </w:r>
       <w:r>
@@ -4070,6 +4072,7 @@
           <w:sz w:val="30"/>
           <w:szCs w:val="30"/>
         </w:rPr>
+        <w:lastRenderedPageBreak/>
         <w:t>Design and Implementation of a Multi-Agent LLM-Based Text2SQL System</w:t>
       </w:r>
     </w:p>
@@ -4130,7 +4133,14 @@
           <w:sz w:val="21"/>
           <w:szCs w:val="21"/>
         </w:rPr>
-        <w:t>The recent rise of Large Language Models (LLMs) has introduced a new paradigm for Text2SQL, leveraging their powerful language understanding and generation capabilities to achieve remarkable results.</w:t>
+        <w:t xml:space="preserve">The </w:t>
+      </w:r>
+      <w:r>
+        <w:rPr>
+          <w:sz w:val="21"/>
+          <w:szCs w:val="21"/>
+        </w:rPr>
+        <w:t>In recent years, the rise of large language models (LLMs) has provided innovative solutions for Text-to-SQL (Text2SQL) tasks, leveraging their powerful language comprehension and generation capabilities to deliver outstanding performance.</w:t>
       </w:r>
       <w:r>
         <w:rPr>
@@ -4172,7 +4182,21 @@
           <w:sz w:val="21"/>
           <w:szCs w:val="21"/>
         </w:rPr>
-        <w:t>2SQL (Text-to-SQL) aims to translate natural language queries into SQL statements, allowing users to access databases using everyday language.</w:t>
+        <w:t>2SQL is designed to translate natural language queries into SQL statements, enabling users to access databases using everyday language</w:t>
+      </w:r>
+      <w:r>
+        <w:rPr>
+          <w:sz w:val="21"/>
+          <w:szCs w:val="21"/>
+        </w:rPr>
+        <w:t>.</w:t>
+      </w:r>
+      <w:r>
+        <w:rPr>
+          <w:sz w:val="21"/>
+          <w:szCs w:val="21"/>
+        </w:rPr>
+        <w:t xml:space="preserve"> </w:t>
       </w:r>
     </w:p>
     <w:p>
@@ -4196,7 +4220,7 @@
           <w:sz w:val="21"/>
           <w:szCs w:val="21"/>
         </w:rPr>
-        <w:t xml:space="preserve">Traditional Text2SQL approaches, which rely on template/rule-based methods or deep learning, struggle with complex database schemas and diverse query patterns. </w:t>
+        <w:t>Traditional Text2SQL methods typically rely on template-based or rule-based approaches, or deep learning techniques, which struggle with complex database schemas and diverse queries.</w:t>
       </w:r>
       <w:r>
         <w:rPr>
@@ -4208,13 +4232,7 @@
       </w:r>
       <w:r>
         <w:rPr>
-          <w:sz w:val="21"/>
-          <w:szCs w:val="21"/>
-        </w:rPr>
-        <w:t>With the advancement of LLMs, LLM-based solutions have gradually gained popularity.</w:t>
-      </w:r>
-      <w:r>
-        <w:rPr>
+          <w:rFonts w:hint="eastAsia"/>
           <w:sz w:val="21"/>
           <w:szCs w:val="21"/>
         </w:rPr>
@@ -4222,6 +4240,13 @@
       </w:r>
       <w:r>
         <w:rPr>
+          <w:sz w:val="21"/>
+          <w:szCs w:val="21"/>
+        </w:rPr>
+        <w:t>With advancements in LLMs, solutions based on these models have become increasingly popular.</w:t>
+      </w:r>
+      <w:r>
+        <w:rPr>
           <w:rFonts w:hint="eastAsia"/>
           <w:sz w:val="21"/>
           <w:szCs w:val="21"/>
@@ -4230,13 +4255,6 @@
       </w:r>
       <w:r>
         <w:rPr>
-          <w:sz w:val="21"/>
-          <w:szCs w:val="21"/>
-        </w:rPr>
-        <w:t xml:space="preserve">However, LLMs are not a silver bullet. </w:t>
-      </w:r>
-      <w:r>
-        <w:rPr>
           <w:rFonts w:hint="eastAsia"/>
           <w:sz w:val="21"/>
           <w:szCs w:val="21"/>
@@ -4248,7 +4266,7 @@
           <w:sz w:val="21"/>
           <w:szCs w:val="21"/>
         </w:rPr>
-        <w:t>Directly using a single LLM poses challenges such as high token consumption costs, inherent data privacy risks, and instability in generated results</w:t>
+        <w:t>However, LLMs are not a panacea; directly using a single LLM involves significant token consumption costs, unavoidable data privacy risks, and instability in generated outputs</w:t>
       </w:r>
       <w:r>
         <w:rPr>
@@ -4266,7 +4284,7 @@
           <w:tab w:val="clear" w:pos="4153"/>
           <w:tab w:val="clear" w:pos="8306"/>
         </w:tabs>
-        <w:spacing w:line="360" w:lineRule="auto"/>
+        <w:spacing w:beforeLines="50" w:before="120" w:line="360" w:lineRule="auto"/>
         <w:ind w:firstLine="420"/>
         <w:jc w:val="both"/>
         <w:rPr>
@@ -4279,52 +4297,7 @@
           <w:sz w:val="21"/>
           <w:szCs w:val="21"/>
         </w:rPr>
-        <w:t xml:space="preserve">To address these challenges, this paper proposes a multi-agent architecture-powered Text2SQL system, where multiple LLMs collaborate within a well-structured pipeline—from user intent clarification, knowledge retrieval, and prompt generation to SQL generation, multi-answer validation, and result feedback. </w:t>
-      </w:r>
-      <w:r>
-        <w:rPr>
-          <w:rFonts w:hint="eastAsia"/>
-          <w:sz w:val="21"/>
-          <w:szCs w:val="21"/>
-        </w:rPr>
-        <w:t xml:space="preserve"> </w:t>
-      </w:r>
-      <w:r>
-        <w:rPr>
-          <w:sz w:val="21"/>
-          <w:szCs w:val="21"/>
-        </w:rPr>
-        <w:t xml:space="preserve">Our system fully capitalizes on LLMs’ strengths in complex reasoning and language generation (notably, SQL syntax itself is designed to align with natural language concepts). </w:t>
-      </w:r>
-      <w:r>
-        <w:rPr>
-          <w:rFonts w:hint="eastAsia"/>
-          <w:sz w:val="21"/>
-          <w:szCs w:val="21"/>
-        </w:rPr>
-        <w:t xml:space="preserve"> </w:t>
-      </w:r>
-      <w:r>
-        <w:rPr>
-          <w:sz w:val="21"/>
-          <w:szCs w:val="21"/>
-        </w:rPr>
-        <w:t xml:space="preserve">By employing a multi-agent collaboration mechanism, we enhance query accuracy and stability. </w:t>
-      </w:r>
-      <w:r>
-        <w:rPr>
-          <w:rFonts w:hint="eastAsia"/>
-          <w:sz w:val="21"/>
-          <w:szCs w:val="21"/>
-        </w:rPr>
-        <w:t xml:space="preserve"> </w:t>
-      </w:r>
-      <w:r>
-        <w:rPr>
-          <w:sz w:val="21"/>
-          <w:szCs w:val="21"/>
-        </w:rPr>
-        <w:t>Our optimization strategies include Retrieval-Augmented Generation (RAG) for knowledge retrieval, multi-agent voting mechanisms, asynchronous parallel processing, context caching, session pruning, partial mode prefix guidance, structured output constraints, and RDBMS transaction mechanisms to ensure data security</w:t>
+        <w:t>This paper introduces a Text2SQL system powered by a multi-agent architecture.  It leverages multiple specialized LLMs collaboratively organized in an end-to-end pipeline comprising user intent clarification, knowledge retrieval, prompt generation, SQL statement generation, multiple-answer validation, and result feedback.  Our system exploits the strengths of LLMs in complex reasoning and language generation, employing multi-agent collaboration to enhance the accuracy and stability of queries.  Our optimization strategies include retrieval-augmented generation (RAG), multi-agent voting decisions, asynchronous parallel processing, context caching, session pruning, partial mode prefix prompting, structured output constraints, and RDBMS transaction mechanisms for data security</w:t>
       </w:r>
       <w:r>
         <w:rPr>
@@ -4341,7 +4314,7 @@
           <w:tab w:val="clear" w:pos="4153"/>
           <w:tab w:val="clear" w:pos="8306"/>
         </w:tabs>
-        <w:spacing w:line="360" w:lineRule="auto"/>
+        <w:spacing w:beforeLines="50" w:before="120" w:line="360" w:lineRule="auto"/>
         <w:ind w:firstLine="420"/>
         <w:jc w:val="both"/>
         <w:rPr>
@@ -4354,7 +4327,7 @@
           <w:sz w:val="21"/>
           <w:szCs w:val="21"/>
         </w:rPr>
-        <w:t>Experimental results demonstrate that, compared to traditional approaches, our system significantly improves query accuracy, execution efficiency, and result stability</w:t>
+        <w:t>Experimental results demonstrate that, compared to traditional approaches, our system significantly improves query accuracy, execution efficiency, and result stability—with accuracy improvements of at least 20%, average agent processing time reduced by at least 40%, and stability enhancements of approximately 60%</w:t>
       </w:r>
       <w:r>
         <w:rPr>
@@ -4507,6 +4480,7 @@
           <w:sz w:val="28"/>
           <w:szCs w:val="28"/>
         </w:rPr>
+        <w:lastRenderedPageBreak/>
         <w:t>1</w:t>
       </w:r>
       <w:r>
@@ -4819,14 +4793,12 @@
         </w:rPr>
         <w:t>和</w:t>
       </w:r>
-      <w:proofErr w:type="spellStart"/>
       <w:r>
         <w:rPr>
           <w:rFonts w:hint="eastAsia"/>
         </w:rPr>
         <w:t>DeepSeek</w:t>
       </w:r>
-      <w:proofErr w:type="spellEnd"/>
       <w:r>
         <w:rPr>
           <w:rFonts w:hint="eastAsia"/>
@@ -5022,6 +4994,7 @@
           <w:rFonts w:hint="eastAsia"/>
           <w:b w:val="0"/>
         </w:rPr>
+        <w:lastRenderedPageBreak/>
         <w:t>1.</w:t>
       </w:r>
       <w:r>
@@ -6133,7 +6106,14 @@
         <w:rPr>
           <w:rFonts w:hint="eastAsia"/>
         </w:rPr>
-        <w:t>就能理解任务要求并生成相应的</w:t>
+        <w:t>就能理</w:t>
+      </w:r>
+      <w:r>
+        <w:rPr>
+          <w:rFonts w:hint="eastAsia"/>
+        </w:rPr>
+        <w:lastRenderedPageBreak/>
+        <w:t>解任务要求并生成相应的</w:t>
       </w:r>
       <w:r>
         <w:rPr>
@@ -6938,6 +6918,7 @@
         <w:rPr>
           <w:rFonts w:hint="eastAsia"/>
         </w:rPr>
+        <w:lastRenderedPageBreak/>
         <w:t>JSON</w:t>
       </w:r>
       <w:r>
@@ -7401,6 +7382,7 @@
           <w:sz w:val="28"/>
           <w:szCs w:val="28"/>
         </w:rPr>
+        <w:lastRenderedPageBreak/>
         <w:t>2</w:t>
       </w:r>
       <w:r>
@@ -8212,6 +8194,7 @@
         <w:rPr>
           <w:rFonts w:hint="eastAsia"/>
         </w:rPr>
+        <w:lastRenderedPageBreak/>
         <w:t>成本是另一个无法忽视的难题：</w:t>
       </w:r>
       <w:r>
@@ -8808,6 +8791,7 @@
           <w:rFonts w:hint="eastAsia"/>
           <w:b w:val="0"/>
         </w:rPr>
+        <w:lastRenderedPageBreak/>
         <w:t>2.</w:t>
       </w:r>
       <w:r>
@@ -8941,6 +8925,7 @@
           <w:sz w:val="28"/>
           <w:szCs w:val="28"/>
         </w:rPr>
+        <w:lastRenderedPageBreak/>
         <w:t>3</w:t>
       </w:r>
       <w:r>
@@ -9760,6 +9745,7 @@
         <w:rPr>
           <w:rFonts w:hint="eastAsia"/>
         </w:rPr>
+        <w:lastRenderedPageBreak/>
         <w:t>完整的</w:t>
       </w:r>
       <w:r>
@@ -11307,6 +11293,7 @@
         <w:rPr>
           <w:rFonts w:hint="eastAsia"/>
         </w:rPr>
+        <w:lastRenderedPageBreak/>
         <w:t>其中</w:t>
       </w:r>
       <w:r>
@@ -14033,6 +14020,7 @@
           <w:rFonts w:eastAsia="黑体" w:hint="eastAsia"/>
           <w:sz w:val="24"/>
         </w:rPr>
+        <w:lastRenderedPageBreak/>
         <w:t>3.</w:t>
       </w:r>
       <w:r>
@@ -14900,6 +14888,7 @@
         <w:rPr>
           <w:rFonts w:hint="eastAsia"/>
         </w:rPr>
+        <w:lastRenderedPageBreak/>
         <w:t>通过多生成，我们期望获得多个候选</w:t>
       </w:r>
       <w:r>
@@ -15605,7 +15594,14 @@
         <w:rPr>
           <w:rFonts w:hint="eastAsia"/>
         </w:rPr>
-        <w:t>生成。这个机制类似于编程语言编译器的错误提示，指导模型逐步修正答案。为避免死循环，我们限定每个智能</w:t>
+        <w:t>生成。这个机制类似于编程语言编译器的错误提示，指导模型逐步修正答案。为避免死循环，我们限定每</w:t>
+      </w:r>
+      <w:r>
+        <w:rPr>
+          <w:rFonts w:hint="eastAsia"/>
+        </w:rPr>
+        <w:lastRenderedPageBreak/>
+        <w:t>个智能</w:t>
       </w:r>
       <w:proofErr w:type="gramStart"/>
       <w:r>
@@ -16473,7 +16469,16 @@
           <w:kern w:val="0"/>
           <w:sz w:val="24"/>
         </w:rPr>
-        <w:t>多数智能体“共识”的查询。例如，如果有</w:t>
+        <w:t>多数智能体</w:t>
+      </w:r>
+      <w:r>
+        <w:rPr>
+          <w:rFonts w:hint="eastAsia"/>
+          <w:kern w:val="0"/>
+          <w:sz w:val="24"/>
+        </w:rPr>
+        <w:lastRenderedPageBreak/>
+        <w:t>“共识”的查询。例如，如果有</w:t>
       </w:r>
       <w:r>
         <w:rPr>
@@ -18535,6 +18540,7 @@
           <w:rFonts w:eastAsia="黑体" w:hint="eastAsia"/>
           <w:sz w:val="24"/>
         </w:rPr>
+        <w:lastRenderedPageBreak/>
         <w:t>3.</w:t>
       </w:r>
       <w:r>
@@ -19049,6 +19055,7 @@
           <w:sz w:val="28"/>
           <w:szCs w:val="28"/>
         </w:rPr>
+        <w:lastRenderedPageBreak/>
         <w:t xml:space="preserve">3.3 </w:t>
       </w:r>
       <w:bookmarkEnd w:id="63"/>
@@ -19598,7 +19605,14 @@
         <w:rPr>
           <w:rFonts w:hint="eastAsia"/>
         </w:rPr>
-        <w:t>、范例文档等）在多轮对话中基本是不变的。针对这一情况，主流的云端</w:t>
+        <w:t>、范例文档等）在多轮对话中基本是</w:t>
+      </w:r>
+      <w:r>
+        <w:rPr>
+          <w:rFonts w:hint="eastAsia"/>
+        </w:rPr>
+        <w:lastRenderedPageBreak/>
+        <w:t>不变的。针对这一情况，主流的云端</w:t>
       </w:r>
       <w:r>
         <w:rPr>
@@ -19997,9 +20011,6 @@
         <w:spacing w:line="360" w:lineRule="auto"/>
         <w:ind w:firstLineChars="200" w:firstLine="480"/>
         <w:jc w:val="both"/>
-        <w:rPr>
-          <w:rFonts w:hint="eastAsia"/>
-        </w:rPr>
       </w:pPr>
       <w:r>
         <w:rPr>
@@ -20171,6 +20182,7 @@
           <w:rFonts w:eastAsia="黑体" w:hint="eastAsia"/>
           <w:sz w:val="24"/>
         </w:rPr>
+        <w:lastRenderedPageBreak/>
         <w:t>3</w:t>
       </w:r>
       <w:r>
@@ -20934,7 +20946,14 @@
         <w:rPr>
           <w:rFonts w:hint="eastAsia"/>
         </w:rPr>
-        <w:t>到初态放弃该事务。只有最终确定要执行修改并得到用户许可时，才</w:t>
+        <w:t>到初态放弃该事</w:t>
+      </w:r>
+      <w:r>
+        <w:rPr>
+          <w:rFonts w:hint="eastAsia"/>
+        </w:rPr>
+        <w:lastRenderedPageBreak/>
+        <w:t>务。只有最终确定要执行修改并得到用户许可时，才</w:t>
       </w:r>
       <w:r>
         <w:rPr>
@@ -21229,6 +21248,7 @@
           <w:sz w:val="28"/>
           <w:szCs w:val="28"/>
         </w:rPr>
+        <w:lastRenderedPageBreak/>
         <w:t>4</w:t>
       </w:r>
       <w:r>
@@ -21685,6 +21705,7 @@
           <w:sz w:val="28"/>
           <w:szCs w:val="28"/>
         </w:rPr>
+        <w:lastRenderedPageBreak/>
         <w:t>4</w:t>
       </w:r>
       <w:r>
@@ -22671,6 +22692,7 @@
         <w:rPr>
           <w:noProof/>
         </w:rPr>
+        <w:lastRenderedPageBreak/>
         <w:drawing>
           <wp:anchor distT="0" distB="0" distL="114300" distR="114300" simplePos="0" relativeHeight="251705344" behindDoc="0" locked="0" layoutInCell="1" allowOverlap="1" wp14:anchorId="0F4B5E56" wp14:editId="26C6C84C">
             <wp:simplePos x="0" y="0"/>
@@ -22835,7 +22857,7 @@
           <w:szCs w:val="21"/>
         </w:rPr>
         <w:drawing>
-          <wp:anchor distT="0" distB="0" distL="114300" distR="114300" simplePos="0" relativeHeight="251698176" behindDoc="0" locked="0" layoutInCell="1" allowOverlap="1" wp14:anchorId="17621796" wp14:editId="706E5204">
+          <wp:anchor distT="0" distB="0" distL="114300" distR="114300" simplePos="0" relativeHeight="251698176" behindDoc="0" locked="0" layoutInCell="1" allowOverlap="1" wp14:anchorId="17621796" wp14:editId="7CC0659F">
             <wp:simplePos x="0" y="0"/>
             <wp:positionH relativeFrom="margin">
               <wp:align>left</wp:align>
@@ -23269,6 +23291,7 @@
         <w:rPr>
           <w:rFonts w:hint="eastAsia"/>
         </w:rPr>
+        <w:lastRenderedPageBreak/>
         <w:t>通过上述基准测试，我们证实了即便是在智能</w:t>
       </w:r>
       <w:proofErr w:type="gramStart"/>
@@ -23796,6 +23819,7 @@
         <w:rPr>
           <w:noProof/>
         </w:rPr>
+        <w:lastRenderedPageBreak/>
         <w:drawing>
           <wp:anchor distT="0" distB="0" distL="114300" distR="114300" simplePos="0" relativeHeight="251701248" behindDoc="0" locked="0" layoutInCell="1" allowOverlap="1" wp14:anchorId="40329CB4" wp14:editId="1ED70E70">
             <wp:simplePos x="0" y="0"/>
@@ -24406,6 +24430,7 @@
           <w:kern w:val="0"/>
           <w:sz w:val="24"/>
         </w:rPr>
+        <w:lastRenderedPageBreak/>
         <w:t>Spider</w:t>
       </w:r>
       <w:r>
@@ -25018,6 +25043,7 @@
           <w:sz w:val="28"/>
           <w:szCs w:val="28"/>
         </w:rPr>
+        <w:lastRenderedPageBreak/>
         <w:t>5</w:t>
       </w:r>
       <w:r>
@@ -25250,6 +25276,7 @@
           <w:sz w:val="30"/>
           <w:szCs w:val="30"/>
         </w:rPr>
+        <w:lastRenderedPageBreak/>
         <w:t>参考文献</w:t>
       </w:r>
       <w:bookmarkEnd w:id="122"/>
@@ -26375,6 +26402,7 @@
           <w:sz w:val="21"/>
           <w:szCs w:val="21"/>
         </w:rPr>
+        <w:lastRenderedPageBreak/>
         <w:t>[</w:t>
       </w:r>
       <w:r>
@@ -26930,23 +26958,7 @@
           <w:sz w:val="21"/>
           <w:szCs w:val="21"/>
         </w:rPr>
-        <w:t xml:space="preserve">In </w:t>
-      </w:r>
-      <w:proofErr w:type="spellStart"/>
-      <w:r>
-        <w:rPr>
-          <w:sz w:val="21"/>
-          <w:szCs w:val="21"/>
-        </w:rPr>
-        <w:t>Gim</w:t>
-      </w:r>
-      <w:proofErr w:type="spellEnd"/>
-      <w:r>
-        <w:rPr>
-          <w:sz w:val="21"/>
-          <w:szCs w:val="21"/>
-        </w:rPr>
-        <w:t xml:space="preserve">, </w:t>
+        <w:t xml:space="preserve">In Gim, </w:t>
       </w:r>
       <w:proofErr w:type="spellStart"/>
       <w:r>
@@ -27585,6 +27597,7 @@
           <w:sz w:val="30"/>
           <w:szCs w:val="30"/>
         </w:rPr>
+        <w:lastRenderedPageBreak/>
         <w:t>致谢</w:t>
       </w:r>
       <w:bookmarkEnd w:id="129"/>
@@ -30162,10 +30175,6 @@
 </file>
 
 <file path=customXml/item1.xml><?xml version="1.0" encoding="utf-8"?>
-<b:Sources xmlns:b="http://schemas.openxmlformats.org/officeDocument/2006/bibliography" xmlns="http://schemas.openxmlformats.org/officeDocument/2006/bibliography" SelectedStyle="\IEEE2006OfficeOnline.xsl" StyleName="IEEE" Version="2006"/>
-</file>
-
-<file path=customXml/item2.xml><?xml version="1.0" encoding="utf-8"?>
 <s:customData xmlns="http://www.wps.cn/officeDocument/2013/wpsCustomData" xmlns:s="http://www.wps.cn/officeDocument/2013/wpsCustomData">
   <customSectProps>
     <customSectPr/>
@@ -30178,18 +30187,22 @@
 </s:customData>
 </file>
 
+<file path=customXml/item2.xml><?xml version="1.0" encoding="utf-8"?>
+<b:Sources xmlns:b="http://schemas.openxmlformats.org/officeDocument/2006/bibliography" xmlns="http://schemas.openxmlformats.org/officeDocument/2006/bibliography" SelectedStyle="\IEEE2006OfficeOnline.xsl" StyleName="IEEE" Version="2006"/>
+</file>
+
 <file path=customXml/itemProps1.xml><?xml version="1.0" encoding="utf-8"?>
+<ds:datastoreItem xmlns:ds="http://schemas.openxmlformats.org/officeDocument/2006/customXml" ds:itemID="{B1977F7D-205B-4081-913C-38D41E755F92}">
+  <ds:schemaRefs>
+    <ds:schemaRef ds:uri="http://www.wps.cn/officeDocument/2013/wpsCustomData"/>
+  </ds:schemaRefs>
+</ds:datastoreItem>
+</file>
+
+<file path=customXml/itemProps2.xml><?xml version="1.0" encoding="utf-8"?>
 <ds:datastoreItem xmlns:ds="http://schemas.openxmlformats.org/officeDocument/2006/customXml" ds:itemID="{51E59A4A-5F75-4009-BC4C-FA13BEC13E40}">
   <ds:schemaRefs>
     <ds:schemaRef ds:uri="http://schemas.openxmlformats.org/officeDocument/2006/bibliography"/>
   </ds:schemaRefs>
 </ds:datastoreItem>
-</file>
-
-<file path=customXml/itemProps2.xml><?xml version="1.0" encoding="utf-8"?>
-<ds:datastoreItem xmlns:ds="http://schemas.openxmlformats.org/officeDocument/2006/customXml" ds:itemID="{B1977F7D-205B-4081-913C-38D41E755F92}">
-  <ds:schemaRefs>
-    <ds:schemaRef ds:uri="http://www.wps.cn/officeDocument/2013/wpsCustomData"/>
-  </ds:schemaRefs>
-</ds:datastoreItem>
 </file>
--- a/paper/paper.docx
+++ b/paper/paper.docx
@@ -592,23 +592,7 @@
           <w:b/>
           <w:sz w:val="28"/>
         </w:rPr>
-        <w:t xml:space="preserve"> </w:t>
-      </w:r>
-      <w:r>
-        <w:rPr>
-          <w:rFonts w:hint="eastAsia"/>
-          <w:b/>
-          <w:sz w:val="28"/>
-        </w:rPr>
-        <w:t xml:space="preserve"> </w:t>
-      </w:r>
-      <w:r>
-        <w:rPr>
-          <w:rFonts w:hint="eastAsia"/>
-          <w:b/>
-          <w:sz w:val="28"/>
-        </w:rPr>
-        <w:t xml:space="preserve"> </w:t>
+        <w:t>5</w:t>
       </w:r>
       <w:r>
         <w:rPr>
@@ -772,13 +756,7 @@
           <w:rFonts w:hint="eastAsia"/>
           <w:sz w:val="24"/>
         </w:rPr>
-        <w:t xml:space="preserve"> </w:t>
-      </w:r>
-      <w:r>
-        <w:rPr>
-          <w:sz w:val="24"/>
-        </w:rPr>
-        <w:t xml:space="preserve">  </w:t>
+        <w:t>5</w:t>
       </w:r>
       <w:r>
         <w:rPr>
@@ -981,13 +959,7 @@
           <w:rFonts w:hint="eastAsia"/>
           <w:sz w:val="24"/>
         </w:rPr>
-        <w:t xml:space="preserve"> </w:t>
-      </w:r>
-      <w:r>
-        <w:rPr>
-          <w:sz w:val="24"/>
-        </w:rPr>
-        <w:t xml:space="preserve">  </w:t>
+        <w:t>5</w:t>
       </w:r>
       <w:r>
         <w:rPr>
@@ -22857,7 +22829,7 @@
           <w:szCs w:val="21"/>
         </w:rPr>
         <w:drawing>
-          <wp:anchor distT="0" distB="0" distL="114300" distR="114300" simplePos="0" relativeHeight="251698176" behindDoc="0" locked="0" layoutInCell="1" allowOverlap="1" wp14:anchorId="17621796" wp14:editId="7CC0659F">
+          <wp:anchor distT="0" distB="0" distL="114300" distR="114300" simplePos="0" relativeHeight="251698176" behindDoc="0" locked="0" layoutInCell="1" allowOverlap="1" wp14:anchorId="17621796" wp14:editId="2B5EA746">
             <wp:simplePos x="0" y="0"/>
             <wp:positionH relativeFrom="margin">
               <wp:align>left</wp:align>
@@ -30175,6 +30147,10 @@
 </file>
 
 <file path=customXml/item1.xml><?xml version="1.0" encoding="utf-8"?>
+<b:Sources xmlns:b="http://schemas.openxmlformats.org/officeDocument/2006/bibliography" xmlns="http://schemas.openxmlformats.org/officeDocument/2006/bibliography" SelectedStyle="\IEEE2006OfficeOnline.xsl" StyleName="IEEE" Version="2006"/>
+</file>
+
+<file path=customXml/item2.xml><?xml version="1.0" encoding="utf-8"?>
 <s:customData xmlns="http://www.wps.cn/officeDocument/2013/wpsCustomData" xmlns:s="http://www.wps.cn/officeDocument/2013/wpsCustomData">
   <customSectProps>
     <customSectPr/>
@@ -30187,22 +30163,18 @@
 </s:customData>
 </file>
 
-<file path=customXml/item2.xml><?xml version="1.0" encoding="utf-8"?>
-<b:Sources xmlns:b="http://schemas.openxmlformats.org/officeDocument/2006/bibliography" xmlns="http://schemas.openxmlformats.org/officeDocument/2006/bibliography" SelectedStyle="\IEEE2006OfficeOnline.xsl" StyleName="IEEE" Version="2006"/>
+<file path=customXml/itemProps1.xml><?xml version="1.0" encoding="utf-8"?>
+<ds:datastoreItem xmlns:ds="http://schemas.openxmlformats.org/officeDocument/2006/customXml" ds:itemID="{51E59A4A-5F75-4009-BC4C-FA13BEC13E40}">
+  <ds:schemaRefs>
+    <ds:schemaRef ds:uri="http://schemas.openxmlformats.org/officeDocument/2006/bibliography"/>
+  </ds:schemaRefs>
+</ds:datastoreItem>
 </file>
 
-<file path=customXml/itemProps1.xml><?xml version="1.0" encoding="utf-8"?>
+<file path=customXml/itemProps2.xml><?xml version="1.0" encoding="utf-8"?>
 <ds:datastoreItem xmlns:ds="http://schemas.openxmlformats.org/officeDocument/2006/customXml" ds:itemID="{B1977F7D-205B-4081-913C-38D41E755F92}">
   <ds:schemaRefs>
     <ds:schemaRef ds:uri="http://www.wps.cn/officeDocument/2013/wpsCustomData"/>
   </ds:schemaRefs>
 </ds:datastoreItem>
-</file>
-
-<file path=customXml/itemProps2.xml><?xml version="1.0" encoding="utf-8"?>
-<ds:datastoreItem xmlns:ds="http://schemas.openxmlformats.org/officeDocument/2006/customXml" ds:itemID="{51E59A4A-5F75-4009-BC4C-FA13BEC13E40}">
-  <ds:schemaRefs>
-    <ds:schemaRef ds:uri="http://schemas.openxmlformats.org/officeDocument/2006/bibliography"/>
-  </ds:schemaRefs>
-</ds:datastoreItem>
 </file>
--- a/paper/paper.docx
+++ b/paper/paper.docx
@@ -2525,16 +2525,7 @@
           <w:sz w:val="24"/>
           <w:szCs w:val="24"/>
         </w:rPr>
-        <w:t>1</w:t>
-      </w:r>
-      <w:r>
-        <w:rPr>
-          <w:rFonts w:ascii="Times New Roman" w:eastAsia="宋体" w:hint="eastAsia"/>
-          <w:noProof/>
-          <w:sz w:val="24"/>
-          <w:szCs w:val="24"/>
-        </w:rPr>
-        <w:t>1</w:t>
+        <w:t>11</w:t>
       </w:r>
       <w:r>
         <w:rPr>
@@ -2630,7 +2621,7 @@
           <w:sz w:val="24"/>
           <w:szCs w:val="24"/>
         </w:rPr>
-        <w:t>1</w:t>
+        <w:t>16</w:t>
       </w:r>
       <w:r>
         <w:rPr>
@@ -2753,16 +2744,7 @@
           <w:sz w:val="24"/>
           <w:szCs w:val="24"/>
         </w:rPr>
-        <w:t>1</w:t>
-      </w:r>
-      <w:r>
-        <w:rPr>
-          <w:rFonts w:ascii="Times New Roman" w:eastAsia="宋体" w:hint="eastAsia"/>
-          <w:noProof/>
-          <w:sz w:val="24"/>
-          <w:szCs w:val="24"/>
-        </w:rPr>
-        <w:t>9</w:t>
+        <w:t>16</w:t>
       </w:r>
       <w:r>
         <w:rPr>
@@ -3519,6 +3501,13 @@
       <w:r>
         <w:rPr>
           <w:rFonts w:hint="eastAsia"/>
+          <w:vertAlign w:val="superscript"/>
+        </w:rPr>
+        <w:t xml:space="preserve"> </w:t>
+      </w:r>
+      <w:r>
+        <w:rPr>
+          <w:rFonts w:hint="eastAsia"/>
           <w:szCs w:val="21"/>
         </w:rPr>
         <w:t>Text2SQL</w:t>
@@ -3561,7 +3550,7 @@
     </w:p>
     <w:p>
       <w:pPr>
-        <w:spacing w:line="360" w:lineRule="auto"/>
+        <w:spacing w:beforeLines="50" w:before="156" w:line="360" w:lineRule="auto"/>
         <w:ind w:firstLineChars="200" w:firstLine="420"/>
         <w:rPr>
           <w:szCs w:val="21"/>
@@ -3696,7 +3685,7 @@
     </w:p>
     <w:p>
       <w:pPr>
-        <w:spacing w:line="360" w:lineRule="auto"/>
+        <w:spacing w:beforeLines="50" w:before="156" w:line="360" w:lineRule="auto"/>
         <w:ind w:firstLineChars="200" w:firstLine="420"/>
         <w:rPr>
           <w:szCs w:val="21"/>
@@ -3846,7 +3835,7 @@
     </w:p>
     <w:p>
       <w:pPr>
-        <w:spacing w:line="360" w:lineRule="auto"/>
+        <w:spacing w:beforeLines="50" w:before="156" w:line="360" w:lineRule="auto"/>
         <w:ind w:firstLineChars="200" w:firstLine="420"/>
         <w:rPr>
           <w:szCs w:val="21"/>
@@ -22829,7 +22818,7 @@
           <w:szCs w:val="21"/>
         </w:rPr>
         <w:drawing>
-          <wp:anchor distT="0" distB="0" distL="114300" distR="114300" simplePos="0" relativeHeight="251698176" behindDoc="0" locked="0" layoutInCell="1" allowOverlap="1" wp14:anchorId="17621796" wp14:editId="2B5EA746">
+          <wp:anchor distT="0" distB="0" distL="114300" distR="114300" simplePos="0" relativeHeight="251698176" behindDoc="0" locked="0" layoutInCell="1" allowOverlap="1" wp14:anchorId="17621796" wp14:editId="2923B77E">
             <wp:simplePos x="0" y="0"/>
             <wp:positionH relativeFrom="margin">
               <wp:align>left</wp:align>
@@ -30147,10 +30136,6 @@
 </file>
 
 <file path=customXml/item1.xml><?xml version="1.0" encoding="utf-8"?>
-<b:Sources xmlns:b="http://schemas.openxmlformats.org/officeDocument/2006/bibliography" xmlns="http://schemas.openxmlformats.org/officeDocument/2006/bibliography" SelectedStyle="\IEEE2006OfficeOnline.xsl" StyleName="IEEE" Version="2006"/>
-</file>
-
-<file path=customXml/item2.xml><?xml version="1.0" encoding="utf-8"?>
 <s:customData xmlns="http://www.wps.cn/officeDocument/2013/wpsCustomData" xmlns:s="http://www.wps.cn/officeDocument/2013/wpsCustomData">
   <customSectProps>
     <customSectPr/>
@@ -30163,18 +30148,22 @@
 </s:customData>
 </file>
 
+<file path=customXml/item2.xml><?xml version="1.0" encoding="utf-8"?>
+<b:Sources xmlns:b="http://schemas.openxmlformats.org/officeDocument/2006/bibliography" xmlns="http://schemas.openxmlformats.org/officeDocument/2006/bibliography" SelectedStyle="\IEEE2006OfficeOnline.xsl" StyleName="IEEE" Version="2006"/>
+</file>
+
 <file path=customXml/itemProps1.xml><?xml version="1.0" encoding="utf-8"?>
+<ds:datastoreItem xmlns:ds="http://schemas.openxmlformats.org/officeDocument/2006/customXml" ds:itemID="{B1977F7D-205B-4081-913C-38D41E755F92}">
+  <ds:schemaRefs>
+    <ds:schemaRef ds:uri="http://www.wps.cn/officeDocument/2013/wpsCustomData"/>
+  </ds:schemaRefs>
+</ds:datastoreItem>
+</file>
+
+<file path=customXml/itemProps2.xml><?xml version="1.0" encoding="utf-8"?>
 <ds:datastoreItem xmlns:ds="http://schemas.openxmlformats.org/officeDocument/2006/customXml" ds:itemID="{51E59A4A-5F75-4009-BC4C-FA13BEC13E40}">
   <ds:schemaRefs>
     <ds:schemaRef ds:uri="http://schemas.openxmlformats.org/officeDocument/2006/bibliography"/>
   </ds:schemaRefs>
 </ds:datastoreItem>
-</file>
-
-<file path=customXml/itemProps2.xml><?xml version="1.0" encoding="utf-8"?>
-<ds:datastoreItem xmlns:ds="http://schemas.openxmlformats.org/officeDocument/2006/customXml" ds:itemID="{B1977F7D-205B-4081-913C-38D41E755F92}">
-  <ds:schemaRefs>
-    <ds:schemaRef ds:uri="http://www.wps.cn/officeDocument/2013/wpsCustomData"/>
-  </ds:schemaRefs>
-</ds:datastoreItem>
 </file>
--- a/paper/paper.docx
+++ b/paper/paper.docx
@@ -6149,6 +6149,7 @@
         </w:rPr>
         <w:t>[6</w:t>
       </w:r>
+      <w:proofErr w:type="gramStart"/>
       <w:r>
         <w:rPr>
           <w:vertAlign w:val="superscript"/>
@@ -6165,8 +6166,22 @@
       <w:r>
         <w:rPr>
           <w:rFonts w:hint="eastAsia"/>
-        </w:rPr>
-        <w:t xml:space="preserve">Wang </w:t>
+          <w:vertAlign w:val="superscript"/>
+        </w:rPr>
+        <w:t xml:space="preserve"> </w:t>
+      </w:r>
+      <w:r>
+        <w:rPr>
+          <w:rFonts w:hint="eastAsia"/>
+        </w:rPr>
+        <w:t>Wang</w:t>
+      </w:r>
+      <w:proofErr w:type="gramEnd"/>
+      <w:r>
+        <w:rPr>
+          <w:rFonts w:hint="eastAsia"/>
+        </w:rPr>
+        <w:t xml:space="preserve"> </w:t>
       </w:r>
       <w:r>
         <w:rPr>
@@ -8315,6 +8330,13 @@
           <w:vertAlign w:val="superscript"/>
         </w:rPr>
         <w:t>]</w:t>
+      </w:r>
+      <w:r>
+        <w:rPr>
+          <w:rFonts w:hint="eastAsia"/>
+          <w:vertAlign w:val="superscript"/>
+        </w:rPr>
+        <w:t xml:space="preserve"> </w:t>
       </w:r>
       <w:r>
         <w:rPr>
@@ -22818,7 +22840,7 @@
           <w:szCs w:val="21"/>
         </w:rPr>
         <w:drawing>
-          <wp:anchor distT="0" distB="0" distL="114300" distR="114300" simplePos="0" relativeHeight="251698176" behindDoc="0" locked="0" layoutInCell="1" allowOverlap="1" wp14:anchorId="17621796" wp14:editId="2923B77E">
+          <wp:anchor distT="0" distB="0" distL="114300" distR="114300" simplePos="0" relativeHeight="251698176" behindDoc="0" locked="0" layoutInCell="1" allowOverlap="1" wp14:anchorId="17621796" wp14:editId="1F6EB964">
             <wp:simplePos x="0" y="0"/>
             <wp:positionH relativeFrom="margin">
               <wp:align>left</wp:align>
@@ -30136,6 +30158,10 @@
 </file>
 
 <file path=customXml/item1.xml><?xml version="1.0" encoding="utf-8"?>
+<b:Sources xmlns:b="http://schemas.openxmlformats.org/officeDocument/2006/bibliography" xmlns="http://schemas.openxmlformats.org/officeDocument/2006/bibliography" SelectedStyle="\IEEE2006OfficeOnline.xsl" StyleName="IEEE" Version="2006"/>
+</file>
+
+<file path=customXml/item2.xml><?xml version="1.0" encoding="utf-8"?>
 <s:customData xmlns="http://www.wps.cn/officeDocument/2013/wpsCustomData" xmlns:s="http://www.wps.cn/officeDocument/2013/wpsCustomData">
   <customSectProps>
     <customSectPr/>
@@ -30148,22 +30174,18 @@
 </s:customData>
 </file>
 
-<file path=customXml/item2.xml><?xml version="1.0" encoding="utf-8"?>
-<b:Sources xmlns:b="http://schemas.openxmlformats.org/officeDocument/2006/bibliography" xmlns="http://schemas.openxmlformats.org/officeDocument/2006/bibliography" SelectedStyle="\IEEE2006OfficeOnline.xsl" StyleName="IEEE" Version="2006"/>
+<file path=customXml/itemProps1.xml><?xml version="1.0" encoding="utf-8"?>
+<ds:datastoreItem xmlns:ds="http://schemas.openxmlformats.org/officeDocument/2006/customXml" ds:itemID="{51E59A4A-5F75-4009-BC4C-FA13BEC13E40}">
+  <ds:schemaRefs>
+    <ds:schemaRef ds:uri="http://schemas.openxmlformats.org/officeDocument/2006/bibliography"/>
+  </ds:schemaRefs>
+</ds:datastoreItem>
 </file>
 
-<file path=customXml/itemProps1.xml><?xml version="1.0" encoding="utf-8"?>
+<file path=customXml/itemProps2.xml><?xml version="1.0" encoding="utf-8"?>
 <ds:datastoreItem xmlns:ds="http://schemas.openxmlformats.org/officeDocument/2006/customXml" ds:itemID="{B1977F7D-205B-4081-913C-38D41E755F92}">
   <ds:schemaRefs>
     <ds:schemaRef ds:uri="http://www.wps.cn/officeDocument/2013/wpsCustomData"/>
   </ds:schemaRefs>
 </ds:datastoreItem>
-</file>
-
-<file path=customXml/itemProps2.xml><?xml version="1.0" encoding="utf-8"?>
-<ds:datastoreItem xmlns:ds="http://schemas.openxmlformats.org/officeDocument/2006/customXml" ds:itemID="{51E59A4A-5F75-4009-BC4C-FA13BEC13E40}">
-  <ds:schemaRefs>
-    <ds:schemaRef ds:uri="http://schemas.openxmlformats.org/officeDocument/2006/bibliography"/>
-  </ds:schemaRefs>
-</ds:datastoreItem>
 </file>
--- a/paper/paper.docx
+++ b/paper/paper.docx
@@ -22840,7 +22840,7 @@
           <w:szCs w:val="21"/>
         </w:rPr>
         <w:drawing>
-          <wp:anchor distT="0" distB="0" distL="114300" distR="114300" simplePos="0" relativeHeight="251698176" behindDoc="0" locked="0" layoutInCell="1" allowOverlap="1" wp14:anchorId="17621796" wp14:editId="1F6EB964">
+          <wp:anchor distT="0" distB="0" distL="114300" distR="114300" simplePos="0" relativeHeight="251698176" behindDoc="0" locked="0" layoutInCell="1" allowOverlap="1" wp14:anchorId="17621796" wp14:editId="73880667">
             <wp:simplePos x="0" y="0"/>
             <wp:positionH relativeFrom="margin">
               <wp:align>left</wp:align>
@@ -25276,7 +25276,6 @@
           <w:tab w:val="clear" w:pos="4153"/>
           <w:tab w:val="clear" w:pos="8306"/>
         </w:tabs>
-        <w:spacing w:line="360" w:lineRule="auto"/>
         <w:jc w:val="both"/>
         <w:rPr>
           <w:sz w:val="21"/>
@@ -25420,7 +25419,7 @@
           <w:tab w:val="clear" w:pos="4153"/>
           <w:tab w:val="clear" w:pos="8306"/>
         </w:tabs>
-        <w:spacing w:line="360" w:lineRule="auto"/>
+        <w:spacing w:beforeLines="50" w:before="156"/>
         <w:jc w:val="both"/>
         <w:rPr>
           <w:sz w:val="21"/>
@@ -25545,7 +25544,7 @@
           <w:tab w:val="clear" w:pos="4153"/>
           <w:tab w:val="clear" w:pos="8306"/>
         </w:tabs>
-        <w:spacing w:line="360" w:lineRule="auto"/>
+        <w:spacing w:beforeLines="50" w:before="156"/>
         <w:jc w:val="both"/>
         <w:rPr>
           <w:sz w:val="21"/>
@@ -25629,7 +25628,7 @@
           <w:tab w:val="clear" w:pos="4153"/>
           <w:tab w:val="clear" w:pos="8306"/>
         </w:tabs>
-        <w:spacing w:line="360" w:lineRule="auto"/>
+        <w:spacing w:beforeLines="50" w:before="156"/>
         <w:jc w:val="both"/>
         <w:rPr>
           <w:sz w:val="21"/>
@@ -25707,7 +25706,7 @@
           <w:tab w:val="clear" w:pos="4153"/>
           <w:tab w:val="clear" w:pos="8306"/>
         </w:tabs>
-        <w:spacing w:line="360" w:lineRule="auto"/>
+        <w:spacing w:beforeLines="50" w:before="156"/>
         <w:jc w:val="both"/>
         <w:rPr>
           <w:sz w:val="21"/>
@@ -25807,7 +25806,7 @@
           <w:tab w:val="clear" w:pos="4153"/>
           <w:tab w:val="clear" w:pos="8306"/>
         </w:tabs>
-        <w:spacing w:line="360" w:lineRule="auto"/>
+        <w:spacing w:beforeLines="50" w:before="156"/>
         <w:jc w:val="both"/>
         <w:rPr>
           <w:sz w:val="21"/>
@@ -25927,7 +25926,7 @@
           <w:tab w:val="clear" w:pos="4153"/>
           <w:tab w:val="clear" w:pos="8306"/>
         </w:tabs>
-        <w:spacing w:line="360" w:lineRule="auto"/>
+        <w:spacing w:beforeLines="50" w:before="156"/>
         <w:jc w:val="both"/>
         <w:rPr>
           <w:sz w:val="21"/>
@@ -26036,7 +26035,7 @@
           <w:tab w:val="clear" w:pos="4153"/>
           <w:tab w:val="clear" w:pos="8306"/>
         </w:tabs>
-        <w:spacing w:line="360" w:lineRule="auto"/>
+        <w:spacing w:beforeLines="50" w:before="156"/>
         <w:jc w:val="both"/>
         <w:rPr>
           <w:sz w:val="21"/>
@@ -26114,7 +26113,7 @@
           <w:tab w:val="clear" w:pos="4153"/>
           <w:tab w:val="clear" w:pos="8306"/>
         </w:tabs>
-        <w:spacing w:line="360" w:lineRule="auto"/>
+        <w:spacing w:beforeLines="50" w:before="156"/>
         <w:jc w:val="both"/>
         <w:rPr>
           <w:sz w:val="21"/>
@@ -26246,7 +26245,7 @@
           <w:tab w:val="clear" w:pos="4153"/>
           <w:tab w:val="clear" w:pos="8306"/>
         </w:tabs>
-        <w:spacing w:line="360" w:lineRule="auto"/>
+        <w:spacing w:beforeLines="50" w:before="156"/>
         <w:jc w:val="both"/>
         <w:rPr>
           <w:sz w:val="21"/>
@@ -26373,7 +26372,7 @@
           <w:tab w:val="clear" w:pos="4153"/>
           <w:tab w:val="clear" w:pos="8306"/>
         </w:tabs>
-        <w:spacing w:line="360" w:lineRule="auto"/>
+        <w:spacing w:beforeLines="50" w:before="156"/>
         <w:jc w:val="both"/>
         <w:rPr>
           <w:sz w:val="21"/>
@@ -26385,7 +26384,6 @@
           <w:sz w:val="21"/>
           <w:szCs w:val="21"/>
         </w:rPr>
-        <w:lastRenderedPageBreak/>
         <w:t>[</w:t>
       </w:r>
       <w:r>
@@ -26483,7 +26481,7 @@
           <w:tab w:val="clear" w:pos="4153"/>
           <w:tab w:val="clear" w:pos="8306"/>
         </w:tabs>
-        <w:spacing w:line="360" w:lineRule="auto"/>
+        <w:spacing w:beforeLines="50" w:before="156"/>
         <w:jc w:val="both"/>
         <w:rPr>
           <w:sz w:val="21"/>
@@ -26631,7 +26629,7 @@
           <w:tab w:val="clear" w:pos="4153"/>
           <w:tab w:val="clear" w:pos="8306"/>
         </w:tabs>
-        <w:spacing w:line="360" w:lineRule="auto"/>
+        <w:spacing w:beforeLines="50" w:before="156"/>
         <w:jc w:val="both"/>
         <w:rPr>
           <w:sz w:val="21"/>
@@ -26723,7 +26721,7 @@
           <w:tab w:val="clear" w:pos="4153"/>
           <w:tab w:val="clear" w:pos="8306"/>
         </w:tabs>
-        <w:spacing w:line="360" w:lineRule="auto"/>
+        <w:spacing w:beforeLines="50" w:before="156"/>
         <w:jc w:val="both"/>
         <w:rPr>
           <w:sz w:val="21"/>
@@ -26823,7 +26821,7 @@
           <w:tab w:val="clear" w:pos="4153"/>
           <w:tab w:val="clear" w:pos="8306"/>
         </w:tabs>
-        <w:spacing w:line="360" w:lineRule="auto"/>
+        <w:spacing w:beforeLines="50" w:before="156"/>
         <w:jc w:val="both"/>
         <w:rPr>
           <w:sz w:val="21"/>
@@ -26835,6 +26833,7 @@
           <w:sz w:val="21"/>
           <w:szCs w:val="21"/>
         </w:rPr>
+        <w:lastRenderedPageBreak/>
         <w:t>[1</w:t>
       </w:r>
       <w:r>
@@ -26907,7 +26906,7 @@
           <w:tab w:val="clear" w:pos="4153"/>
           <w:tab w:val="clear" w:pos="8306"/>
         </w:tabs>
-        <w:spacing w:line="360" w:lineRule="auto"/>
+        <w:spacing w:beforeLines="50" w:before="156"/>
         <w:jc w:val="both"/>
         <w:rPr>
           <w:sz w:val="21"/>
@@ -27025,7 +27024,7 @@
           <w:tab w:val="clear" w:pos="4153"/>
           <w:tab w:val="clear" w:pos="8306"/>
         </w:tabs>
-        <w:spacing w:line="360" w:lineRule="auto"/>
+        <w:spacing w:beforeLines="50" w:before="156"/>
         <w:jc w:val="both"/>
         <w:rPr>
           <w:sz w:val="21"/>
@@ -27157,7 +27156,7 @@
           <w:tab w:val="clear" w:pos="4153"/>
           <w:tab w:val="clear" w:pos="8306"/>
         </w:tabs>
-        <w:spacing w:line="360" w:lineRule="auto"/>
+        <w:spacing w:beforeLines="50" w:before="156"/>
         <w:jc w:val="both"/>
         <w:rPr>
           <w:sz w:val="21"/>
@@ -27289,7 +27288,7 @@
           <w:tab w:val="clear" w:pos="4153"/>
           <w:tab w:val="clear" w:pos="8306"/>
         </w:tabs>
-        <w:spacing w:line="360" w:lineRule="auto"/>
+        <w:spacing w:beforeLines="50" w:before="156"/>
         <w:jc w:val="both"/>
         <w:rPr>
           <w:sz w:val="21"/>
@@ -27414,7 +27413,7 @@
           <w:tab w:val="clear" w:pos="4153"/>
           <w:tab w:val="clear" w:pos="8306"/>
         </w:tabs>
-        <w:spacing w:line="360" w:lineRule="auto"/>
+        <w:spacing w:beforeLines="50" w:before="156"/>
         <w:jc w:val="both"/>
         <w:rPr>
           <w:sz w:val="21"/>
@@ -30158,10 +30157,6 @@
 </file>
 
 <file path=customXml/item1.xml><?xml version="1.0" encoding="utf-8"?>
-<b:Sources xmlns:b="http://schemas.openxmlformats.org/officeDocument/2006/bibliography" xmlns="http://schemas.openxmlformats.org/officeDocument/2006/bibliography" SelectedStyle="\IEEE2006OfficeOnline.xsl" StyleName="IEEE" Version="2006"/>
-</file>
-
-<file path=customXml/item2.xml><?xml version="1.0" encoding="utf-8"?>
 <s:customData xmlns="http://www.wps.cn/officeDocument/2013/wpsCustomData" xmlns:s="http://www.wps.cn/officeDocument/2013/wpsCustomData">
   <customSectProps>
     <customSectPr/>
@@ -30174,18 +30169,22 @@
 </s:customData>
 </file>
 
+<file path=customXml/item2.xml><?xml version="1.0" encoding="utf-8"?>
+<b:Sources xmlns:b="http://schemas.openxmlformats.org/officeDocument/2006/bibliography" xmlns="http://schemas.openxmlformats.org/officeDocument/2006/bibliography" SelectedStyle="\IEEE2006OfficeOnline.xsl" StyleName="IEEE" Version="2006"/>
+</file>
+
 <file path=customXml/itemProps1.xml><?xml version="1.0" encoding="utf-8"?>
+<ds:datastoreItem xmlns:ds="http://schemas.openxmlformats.org/officeDocument/2006/customXml" ds:itemID="{B1977F7D-205B-4081-913C-38D41E755F92}">
+  <ds:schemaRefs>
+    <ds:schemaRef ds:uri="http://www.wps.cn/officeDocument/2013/wpsCustomData"/>
+  </ds:schemaRefs>
+</ds:datastoreItem>
+</file>
+
+<file path=customXml/itemProps2.xml><?xml version="1.0" encoding="utf-8"?>
 <ds:datastoreItem xmlns:ds="http://schemas.openxmlformats.org/officeDocument/2006/customXml" ds:itemID="{51E59A4A-5F75-4009-BC4C-FA13BEC13E40}">
   <ds:schemaRefs>
     <ds:schemaRef ds:uri="http://schemas.openxmlformats.org/officeDocument/2006/bibliography"/>
   </ds:schemaRefs>
 </ds:datastoreItem>
-</file>
-
-<file path=customXml/itemProps2.xml><?xml version="1.0" encoding="utf-8"?>
-<ds:datastoreItem xmlns:ds="http://schemas.openxmlformats.org/officeDocument/2006/customXml" ds:itemID="{B1977F7D-205B-4081-913C-38D41E755F92}">
-  <ds:schemaRefs>
-    <ds:schemaRef ds:uri="http://www.wps.cn/officeDocument/2013/wpsCustomData"/>
-  </ds:schemaRefs>
-</ds:datastoreItem>
 </file>
--- a/paper/paper.docx
+++ b/paper/paper.docx
@@ -713,6 +713,119 @@
       <w:r>
         <w:rPr>
           <w:rFonts w:hint="eastAsia"/>
+          <w:noProof/>
+          <w:sz w:val="24"/>
+        </w:rPr>
+        <mc:AlternateContent>
+          <mc:Choice Requires="wpi">
+            <w:drawing>
+              <wp:anchor distT="0" distB="0" distL="114300" distR="114300" simplePos="0" relativeHeight="251729920" behindDoc="0" locked="0" layoutInCell="1" allowOverlap="1" wp14:anchorId="0B876C90" wp14:editId="496DDB8B">
+                <wp:simplePos x="0" y="0"/>
+                <wp:positionH relativeFrom="column">
+                  <wp:posOffset>1932305</wp:posOffset>
+                </wp:positionH>
+                <wp:positionV relativeFrom="paragraph">
+                  <wp:posOffset>-40640</wp:posOffset>
+                </wp:positionV>
+                <wp:extent cx="412665" cy="368410"/>
+                <wp:effectExtent l="38100" t="38100" r="6985" b="50800"/>
+                <wp:wrapNone/>
+                <wp:docPr id="62115389" name="墨迹 24"/>
+                <wp:cNvGraphicFramePr/>
+                <a:graphic xmlns:a="http://schemas.openxmlformats.org/drawingml/2006/main">
+                  <a:graphicData uri="http://schemas.microsoft.com/office/word/2010/wordprocessingInk">
+                    <w14:contentPart bwMode="auto" r:id="rId11">
+                      <w14:nvContentPartPr>
+                        <w14:cNvContentPartPr/>
+                      </w14:nvContentPartPr>
+                      <w14:xfrm>
+                        <a:off x="0" y="0"/>
+                        <a:ext cx="412665" cy="368410"/>
+                      </w14:xfrm>
+                    </w14:contentPart>
+                  </a:graphicData>
+                </a:graphic>
+              </wp:anchor>
+            </w:drawing>
+          </mc:Choice>
+          <mc:Fallback>
+            <w:pict>
+              <v:shapetype w14:anchorId="4376102B" id="_x0000_t75" coordsize="21600,21600" o:spt="75" o:preferrelative="t" path="m@4@5l@4@11@9@11@9@5xe" filled="f" stroked="f">
+                <v:stroke joinstyle="miter"/>
+                <v:formulas>
+                  <v:f eqn="if lineDrawn pixelLineWidth 0"/>
+                  <v:f eqn="sum @0 1 0"/>
+                  <v:f eqn="sum 0 0 @1"/>
+                  <v:f eqn="prod @2 1 2"/>
+                  <v:f eqn="prod @3 21600 pixelWidth"/>
+                  <v:f eqn="prod @3 21600 pixelHeight"/>
+                  <v:f eqn="sum @0 0 1"/>
+                  <v:f eqn="prod @6 1 2"/>
+                  <v:f eqn="prod @7 21600 pixelWidth"/>
+                  <v:f eqn="sum @8 21600 0"/>
+                  <v:f eqn="prod @7 21600 pixelHeight"/>
+                  <v:f eqn="sum @10 21600 0"/>
+                </v:formulas>
+                <v:path o:extrusionok="f" gradientshapeok="t" o:connecttype="rect"/>
+                <o:lock v:ext="edit" aspectratio="t"/>
+              </v:shapetype>
+              <v:shape id="墨迹 24" o:spid="_x0000_s1026" type="#_x0000_t75" style="position:absolute;margin-left:151.65pt;margin-top:-3.7pt;width:33.5pt;height:29.95pt;z-index:251729920;visibility:visible;mso-wrap-style:square;mso-wrap-distance-left:9pt;mso-wrap-distance-top:0;mso-wrap-distance-right:9pt;mso-wrap-distance-bottom:0;mso-position-horizontal:absolute;mso-position-horizontal-relative:text;mso-position-vertical:absolute;mso-position-vertical-relative:text" o:gfxdata="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">
+                <v:imagedata r:id="rId12" o:title=""/>
+              </v:shape>
+            </w:pict>
+          </mc:Fallback>
+        </mc:AlternateContent>
+      </w:r>
+      <w:r>
+        <w:rPr>
+          <w:rFonts w:hint="eastAsia"/>
+          <w:noProof/>
+          <w:sz w:val="24"/>
+        </w:rPr>
+        <mc:AlternateContent>
+          <mc:Choice Requires="wpi">
+            <w:drawing>
+              <wp:anchor distT="0" distB="0" distL="114300" distR="114300" simplePos="0" relativeHeight="251717632" behindDoc="0" locked="0" layoutInCell="1" allowOverlap="1" wp14:anchorId="08F626F4" wp14:editId="4BA815E8">
+                <wp:simplePos x="0" y="0"/>
+                <wp:positionH relativeFrom="column">
+                  <wp:posOffset>1266190</wp:posOffset>
+                </wp:positionH>
+                <wp:positionV relativeFrom="paragraph">
+                  <wp:posOffset>-56515</wp:posOffset>
+                </wp:positionV>
+                <wp:extent cx="493700" cy="450215"/>
+                <wp:effectExtent l="38100" t="38100" r="40005" b="45085"/>
+                <wp:wrapNone/>
+                <wp:docPr id="1744019055" name="墨迹 12"/>
+                <wp:cNvGraphicFramePr/>
+                <a:graphic xmlns:a="http://schemas.openxmlformats.org/drawingml/2006/main">
+                  <a:graphicData uri="http://schemas.microsoft.com/office/word/2010/wordprocessingInk">
+                    <w14:contentPart bwMode="auto" r:id="rId13">
+                      <w14:nvContentPartPr>
+                        <w14:cNvContentPartPr/>
+                      </w14:nvContentPartPr>
+                      <w14:xfrm>
+                        <a:off x="0" y="0"/>
+                        <a:ext cx="493700" cy="450215"/>
+                      </w14:xfrm>
+                    </w14:contentPart>
+                  </a:graphicData>
+                </a:graphic>
+              </wp:anchor>
+            </w:drawing>
+          </mc:Choice>
+          <mc:Fallback>
+            <w:pict>
+              <v:shape w14:anchorId="3A4B81A8" id="墨迹 12" o:spid="_x0000_s1026" type="#_x0000_t75" style="position:absolute;margin-left:99.2pt;margin-top:-4.95pt;width:39.85pt;height:36.4pt;z-index:251717632;visibility:visible;mso-wrap-style:square;mso-wrap-distance-left:9pt;mso-wrap-distance-top:0;mso-wrap-distance-right:9pt;mso-wrap-distance-bottom:0;mso-position-horizontal:absolute;mso-position-horizontal-relative:text;mso-position-vertical:absolute;mso-position-vertical-relative:text" o:gfxdata="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">
+                <v:imagedata r:id="rId14" o:title=""/>
+              </v:shape>
+            </w:pict>
+          </mc:Fallback>
+        </mc:AlternateContent>
+      </w:r>
+      <w:r>
+        <w:rPr>
+          <w:rFonts w:hint="eastAsia"/>
           <w:sz w:val="24"/>
         </w:rPr>
         <w:t>承诺人签名：</w:t>
@@ -728,7 +841,20 @@
         <w:rPr>
           <w:sz w:val="24"/>
         </w:rPr>
-        <w:t xml:space="preserve">                            </w:t>
+        <w:t xml:space="preserve">                           </w:t>
+      </w:r>
+      <w:r>
+        <w:rPr>
+          <w:rFonts w:hint="eastAsia"/>
+          <w:sz w:val="24"/>
+        </w:rPr>
+        <w:t xml:space="preserve">       </w:t>
+      </w:r>
+      <w:r>
+        <w:rPr>
+          <w:sz w:val="24"/>
+        </w:rPr>
+        <w:t xml:space="preserve"> </w:t>
       </w:r>
       <w:r>
         <w:rPr>
@@ -770,13 +896,7 @@
           <w:rFonts w:hint="eastAsia"/>
           <w:sz w:val="24"/>
         </w:rPr>
-        <w:t xml:space="preserve"> </w:t>
-      </w:r>
-      <w:r>
-        <w:rPr>
-          <w:sz w:val="24"/>
-        </w:rPr>
-        <w:t xml:space="preserve">  </w:t>
+        <w:t>20</w:t>
       </w:r>
       <w:r>
         <w:rPr>
@@ -883,6 +1003,53 @@
       <w:r>
         <w:rPr>
           <w:rFonts w:hint="eastAsia"/>
+          <w:noProof/>
+          <w:sz w:val="24"/>
+        </w:rPr>
+        <mc:AlternateContent>
+          <mc:Choice Requires="wpi">
+            <w:drawing>
+              <wp:anchor distT="0" distB="0" distL="114300" distR="114300" simplePos="0" relativeHeight="251756544" behindDoc="0" locked="0" layoutInCell="1" allowOverlap="1" wp14:anchorId="29B43CBD" wp14:editId="7BA3F975">
+                <wp:simplePos x="0" y="0"/>
+                <wp:positionH relativeFrom="column">
+                  <wp:posOffset>1008380</wp:posOffset>
+                </wp:positionH>
+                <wp:positionV relativeFrom="paragraph">
+                  <wp:posOffset>16510</wp:posOffset>
+                </wp:positionV>
+                <wp:extent cx="744350" cy="373380"/>
+                <wp:effectExtent l="38100" t="38100" r="36830" b="45720"/>
+                <wp:wrapNone/>
+                <wp:docPr id="1780587642" name="墨迹 50"/>
+                <wp:cNvGraphicFramePr/>
+                <a:graphic xmlns:a="http://schemas.openxmlformats.org/drawingml/2006/main">
+                  <a:graphicData uri="http://schemas.microsoft.com/office/word/2010/wordprocessingInk">
+                    <w14:contentPart bwMode="auto" r:id="rId15">
+                      <w14:nvContentPartPr>
+                        <w14:cNvContentPartPr/>
+                      </w14:nvContentPartPr>
+                      <w14:xfrm>
+                        <a:off x="0" y="0"/>
+                        <a:ext cx="744350" cy="373380"/>
+                      </w14:xfrm>
+                    </w14:contentPart>
+                  </a:graphicData>
+                </a:graphic>
+              </wp:anchor>
+            </w:drawing>
+          </mc:Choice>
+          <mc:Fallback>
+            <w:pict>
+              <v:shape w14:anchorId="3378D4E9" id="墨迹 50" o:spid="_x0000_s1026" type="#_x0000_t75" style="position:absolute;margin-left:78.9pt;margin-top:.8pt;width:59.55pt;height:30.35pt;z-index:251756544;visibility:visible;mso-wrap-style:square;mso-wrap-distance-left:9pt;mso-wrap-distance-top:0;mso-wrap-distance-right:9pt;mso-wrap-distance-bottom:0;mso-position-horizontal:absolute;mso-position-horizontal-relative:text;mso-position-vertical:absolute;mso-position-vertical-relative:text" o:gfxdata="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">
+                <v:imagedata r:id="rId16" o:title=""/>
+              </v:shape>
+            </w:pict>
+          </mc:Fallback>
+        </mc:AlternateContent>
+      </w:r>
+      <w:r>
+        <w:rPr>
+          <w:rFonts w:hint="eastAsia"/>
           <w:sz w:val="24"/>
         </w:rPr>
         <w:t>作者签名：</w:t>
@@ -931,7 +1098,20 @@
         <w:rPr>
           <w:sz w:val="24"/>
         </w:rPr>
-        <w:t xml:space="preserve">        </w:t>
+        <w:t xml:space="preserve">       </w:t>
+      </w:r>
+      <w:r>
+        <w:rPr>
+          <w:rFonts w:hint="eastAsia"/>
+          <w:sz w:val="24"/>
+        </w:rPr>
+        <w:t xml:space="preserve">      </w:t>
+      </w:r>
+      <w:r>
+        <w:rPr>
+          <w:sz w:val="24"/>
+        </w:rPr>
+        <w:t xml:space="preserve"> </w:t>
       </w:r>
       <w:r>
         <w:rPr>
@@ -973,13 +1153,7 @@
           <w:rFonts w:hint="eastAsia"/>
           <w:sz w:val="24"/>
         </w:rPr>
-        <w:t xml:space="preserve"> </w:t>
-      </w:r>
-      <w:r>
-        <w:rPr>
-          <w:sz w:val="24"/>
-        </w:rPr>
-        <w:t xml:space="preserve">  </w:t>
+        <w:t>20</w:t>
       </w:r>
       <w:r>
         <w:rPr>
@@ -1016,7 +1190,7 @@
     <w:p>
       <w:pPr>
         <w:sectPr>
-          <w:footerReference w:type="default" r:id="rId11"/>
+          <w:footerReference w:type="default" r:id="rId17"/>
           <w:pgSz w:w="11906" w:h="16838"/>
           <w:pgMar w:top="1418" w:right="1418" w:bottom="1134" w:left="1701" w:header="851" w:footer="992" w:gutter="0"/>
           <w:pgNumType w:fmt="upperRoman"/>
@@ -3269,7 +3443,7 @@
           <w:sz w:val="24"/>
         </w:rPr>
         <w:sectPr>
-          <w:headerReference w:type="default" r:id="rId12"/>
+          <w:headerReference w:type="default" r:id="rId18"/>
           <w:pgSz w:w="11906" w:h="16838"/>
           <w:pgMar w:top="1418" w:right="1418" w:bottom="1134" w:left="1701" w:header="851" w:footer="992" w:gutter="0"/>
           <w:pgNumType w:fmt="upperRoman"/>
@@ -3941,7 +4115,7 @@
           <w:szCs w:val="21"/>
         </w:rPr>
         <w:sectPr>
-          <w:footerReference w:type="default" r:id="rId13"/>
+          <w:footerReference w:type="default" r:id="rId19"/>
           <w:pgSz w:w="11906" w:h="16838"/>
           <w:pgMar w:top="1418" w:right="1418" w:bottom="1134" w:left="1701" w:header="851" w:footer="992" w:gutter="0"/>
           <w:pgNumType w:fmt="upperRoman"/>
@@ -4342,8 +4516,8 @@
           <w:szCs w:val="21"/>
         </w:rPr>
         <w:sectPr>
-          <w:headerReference w:type="default" r:id="rId14"/>
-          <w:footerReference w:type="default" r:id="rId15"/>
+          <w:headerReference w:type="default" r:id="rId20"/>
+          <w:footerReference w:type="default" r:id="rId21"/>
           <w:pgSz w:w="11906" w:h="16838"/>
           <w:pgMar w:top="1418" w:right="1418" w:bottom="1134" w:left="1701" w:header="851" w:footer="992" w:gutter="0"/>
           <w:pgNumType w:fmt="upperRoman" w:start="1"/>
@@ -9088,7 +9262,7 @@
                     </pic:cNvPicPr>
                   </pic:nvPicPr>
                   <pic:blipFill>
-                    <a:blip r:embed="rId16" cstate="print">
+                    <a:blip r:embed="rId22" cstate="print">
                       <a:extLst>
                         <a:ext uri="{28A0092B-C50C-407E-A947-70E740481C1C}">
                           <a14:useLocalDpi xmlns:a14="http://schemas.microsoft.com/office/drawing/2010/main" val="0"/>
@@ -9390,7 +9564,7 @@
                     </pic:cNvPicPr>
                   </pic:nvPicPr>
                   <pic:blipFill>
-                    <a:blip r:embed="rId17" cstate="print">
+                    <a:blip r:embed="rId23" cstate="print">
                       <a:extLst>
                         <a:ext uri="{28A0092B-C50C-407E-A947-70E740481C1C}">
                           <a14:useLocalDpi xmlns:a14="http://schemas.microsoft.com/office/drawing/2010/main" val="0"/>
@@ -10308,7 +10482,17 @@
                   <w:rFonts w:ascii="Cambria Math" w:hAnsi="Cambria Math"/>
                   <w:sz w:val="24"/>
                 </w:rPr>
-                <m:t>C=</m:t>
+                <m:t>C</m:t>
+              </m:r>
+              <m:r>
+                <m:rPr>
+                  <m:sty m:val="p"/>
+                </m:rPr>
+                <w:rPr>
+                  <w:rFonts w:ascii="Cambria Math" w:hAnsi="Cambria Math"/>
+                  <w:sz w:val="24"/>
+                </w:rPr>
+                <m:t>=</m:t>
               </m:r>
               <m:d>
                 <m:dPr>
@@ -11816,7 +12000,18 @@
                   <w:sz w:val="24"/>
                   <w:lang w:val="nl-NL"/>
                 </w:rPr>
-                <m:t>I=</m:t>
+                <m:t>I</m:t>
+              </m:r>
+              <m:r>
+                <m:rPr>
+                  <m:sty m:val="p"/>
+                </m:rPr>
+                <w:rPr>
+                  <w:rFonts w:ascii="Cambria Math" w:hAnsi="Cambria Math"/>
+                  <w:sz w:val="24"/>
+                  <w:lang w:val="nl-NL"/>
+                </w:rPr>
+                <m:t>=</m:t>
               </m:r>
               <m:r>
                 <m:rPr>
@@ -12024,7 +12219,18 @@
                   <w:sz w:val="24"/>
                   <w:lang w:val="nl-NL"/>
                 </w:rPr>
-                <m:t>I.</m:t>
+                <m:t>I</m:t>
+              </m:r>
+              <m:r>
+                <m:rPr>
+                  <m:sty m:val="p"/>
+                </m:rPr>
+                <w:rPr>
+                  <w:rFonts w:ascii="Cambria Math" w:hAnsi="Cambria Math"/>
+                  <w:sz w:val="24"/>
+                  <w:lang w:val="nl-NL"/>
+                </w:rPr>
+                <m:t>.</m:t>
               </m:r>
               <m:r>
                 <m:rPr>
@@ -14314,7 +14520,7 @@
                     </pic:cNvPicPr>
                   </pic:nvPicPr>
                   <pic:blipFill>
-                    <a:blip r:embed="rId18" cstate="print">
+                    <a:blip r:embed="rId24" cstate="print">
                       <a:extLst>
                         <a:ext uri="{28A0092B-C50C-407E-A947-70E740481C1C}">
                           <a14:useLocalDpi xmlns:a14="http://schemas.microsoft.com/office/drawing/2010/main" val="0"/>
@@ -18163,7 +18369,16 @@
                     <w:rPr>
                       <w:rFonts w:ascii="Cambria Math" w:hAnsi="Cambria Math"/>
                     </w:rPr>
-                    <m:t>-1</m:t>
+                    <m:t>-</m:t>
+                  </m:r>
+                  <m:r>
+                    <m:rPr>
+                      <m:sty m:val="p"/>
+                    </m:rPr>
+                    <w:rPr>
+                      <w:rFonts w:ascii="Cambria Math" w:hAnsi="Cambria Math"/>
+                    </w:rPr>
+                    <m:t>1</m:t>
                   </m:r>
                 </m:den>
               </m:f>
@@ -18757,7 +18972,7 @@
                     </pic:cNvPicPr>
                   </pic:nvPicPr>
                   <pic:blipFill>
-                    <a:blip r:embed="rId19" cstate="print">
+                    <a:blip r:embed="rId25" cstate="print">
                       <a:extLst>
                         <a:ext uri="{28A0092B-C50C-407E-A947-70E740481C1C}">
                           <a14:useLocalDpi xmlns:a14="http://schemas.microsoft.com/office/drawing/2010/main" val="0"/>
@@ -21888,7 +22103,7 @@
                     </pic:cNvPicPr>
                   </pic:nvPicPr>
                   <pic:blipFill>
-                    <a:blip r:embed="rId20" cstate="print">
+                    <a:blip r:embed="rId26" cstate="print">
                       <a:extLst>
                         <a:ext uri="{28A0092B-C50C-407E-A947-70E740481C1C}">
                           <a14:useLocalDpi xmlns:a14="http://schemas.microsoft.com/office/drawing/2010/main" val="0"/>
@@ -22700,7 +22915,7 @@
                     <pic:cNvPicPr/>
                   </pic:nvPicPr>
                   <pic:blipFill>
-                    <a:blip r:embed="rId21" cstate="print">
+                    <a:blip r:embed="rId27" cstate="print">
                       <a:extLst>
                         <a:ext uri="{28A0092B-C50C-407E-A947-70E740481C1C}">
                           <a14:useLocalDpi xmlns:a14="http://schemas.microsoft.com/office/drawing/2010/main" val="0"/>
@@ -22840,7 +23055,7 @@
           <w:szCs w:val="21"/>
         </w:rPr>
         <w:drawing>
-          <wp:anchor distT="0" distB="0" distL="114300" distR="114300" simplePos="0" relativeHeight="251698176" behindDoc="0" locked="0" layoutInCell="1" allowOverlap="1" wp14:anchorId="17621796" wp14:editId="73880667">
+          <wp:anchor distT="0" distB="0" distL="114300" distR="114300" simplePos="0" relativeHeight="251698176" behindDoc="0" locked="0" layoutInCell="1" allowOverlap="1" wp14:anchorId="17621796" wp14:editId="5CA5F8E9">
             <wp:simplePos x="0" y="0"/>
             <wp:positionH relativeFrom="margin">
               <wp:align>left</wp:align>
@@ -22863,7 +23078,7 @@
                     </pic:cNvPicPr>
                   </pic:nvPicPr>
                   <pic:blipFill>
-                    <a:blip r:embed="rId22" cstate="print">
+                    <a:blip r:embed="rId28" cstate="print">
                       <a:extLst>
                         <a:ext uri="{28A0092B-C50C-407E-A947-70E740481C1C}">
                           <a14:useLocalDpi xmlns:a14="http://schemas.microsoft.com/office/drawing/2010/main" val="0"/>
@@ -23029,7 +23244,7 @@
                     </pic:cNvPicPr>
                   </pic:nvPicPr>
                   <pic:blipFill>
-                    <a:blip r:embed="rId23" cstate="print">
+                    <a:blip r:embed="rId29" cstate="print">
                       <a:extLst>
                         <a:ext uri="{28A0092B-C50C-407E-A947-70E740481C1C}">
                           <a14:useLocalDpi xmlns:a14="http://schemas.microsoft.com/office/drawing/2010/main" val="0"/>
@@ -23532,7 +23747,7 @@
                     </pic:cNvPicPr>
                   </pic:nvPicPr>
                   <pic:blipFill>
-                    <a:blip r:embed="rId24" cstate="print">
+                    <a:blip r:embed="rId30" cstate="print">
                       <a:extLst>
                         <a:ext uri="{28A0092B-C50C-407E-A947-70E740481C1C}">
                           <a14:useLocalDpi xmlns:a14="http://schemas.microsoft.com/office/drawing/2010/main" val="0"/>
@@ -23827,7 +24042,7 @@
                     </pic:cNvPicPr>
                   </pic:nvPicPr>
                   <pic:blipFill>
-                    <a:blip r:embed="rId25" cstate="print">
+                    <a:blip r:embed="rId31" cstate="print">
                       <a:extLst>
                         <a:ext uri="{28A0092B-C50C-407E-A947-70E740481C1C}">
                           <a14:useLocalDpi xmlns:a14="http://schemas.microsoft.com/office/drawing/2010/main" val="0"/>
@@ -25387,7 +25602,7 @@
         </w:rPr>
         <w:t>, 2024 (</w:t>
       </w:r>
-      <w:hyperlink r:id="rId26" w:history="1">
+      <w:hyperlink r:id="rId32" w:history="1">
         <w:r>
           <w:rPr>
             <w:rStyle w:val="af8"/>
@@ -25519,7 +25734,7 @@
         </w:rPr>
         <w:t>, 2010 (</w:t>
       </w:r>
-      <w:hyperlink r:id="rId27" w:history="1">
+      <w:hyperlink r:id="rId33" w:history="1">
         <w:r>
           <w:rPr>
             <w:rStyle w:val="af8"/>
@@ -25596,7 +25811,7 @@
         </w:rPr>
         <w:t>, 2014 (</w:t>
       </w:r>
-      <w:hyperlink r:id="rId28" w:history="1">
+      <w:hyperlink r:id="rId34" w:history="1">
         <w:r>
           <w:rPr>
             <w:rStyle w:val="af8"/>
@@ -25774,7 +25989,7 @@
         </w:rPr>
         <w:t>, 2020 (</w:t>
       </w:r>
-      <w:hyperlink r:id="rId29" w:history="1">
+      <w:hyperlink r:id="rId35" w:history="1">
         <w:r>
           <w:rPr>
             <w:rStyle w:val="af8"/>
@@ -25894,7 +26109,7 @@
         </w:rPr>
         <w:t>, 2024 (</w:t>
       </w:r>
-      <w:hyperlink r:id="rId30" w:history="1">
+      <w:hyperlink r:id="rId36" w:history="1">
         <w:r>
           <w:rPr>
             <w:rStyle w:val="af8"/>
@@ -26003,7 +26218,7 @@
         </w:rPr>
         <w:t>, 2023 (</w:t>
       </w:r>
-      <w:hyperlink r:id="rId31" w:history="1">
+      <w:hyperlink r:id="rId37" w:history="1">
         <w:r>
           <w:rPr>
             <w:rStyle w:val="af8"/>
@@ -26213,7 +26428,7 @@
         </w:rPr>
         <w:t>, 2024 (</w:t>
       </w:r>
-      <w:hyperlink r:id="rId32" w:history="1">
+      <w:hyperlink r:id="rId38" w:history="1">
         <w:r>
           <w:rPr>
             <w:rStyle w:val="af8"/>
@@ -26449,7 +26664,7 @@
         </w:rPr>
         <w:t>, 2020 (</w:t>
       </w:r>
-      <w:hyperlink r:id="rId33" w:history="1">
+      <w:hyperlink r:id="rId39" w:history="1">
         <w:r>
           <w:rPr>
             <w:rStyle w:val="af8"/>
@@ -26597,7 +26812,7 @@
         </w:rPr>
         <w:t>, 2025 (</w:t>
       </w:r>
-      <w:hyperlink r:id="rId34" w:history="1">
+      <w:hyperlink r:id="rId40" w:history="1">
         <w:r>
           <w:rPr>
             <w:rStyle w:val="af8"/>
@@ -26689,7 +26904,7 @@
         </w:rPr>
         <w:t>, 2023 (</w:t>
       </w:r>
-      <w:hyperlink r:id="rId35" w:history="1">
+      <w:hyperlink r:id="rId41" w:history="1">
         <w:r>
           <w:rPr>
             <w:rStyle w:val="af8"/>
@@ -26789,7 +27004,7 @@
         </w:rPr>
         <w:t>, 2007 (</w:t>
       </w:r>
-      <w:hyperlink r:id="rId36" w:history="1">
+      <w:hyperlink r:id="rId42" w:history="1">
         <w:r>
           <w:rPr>
             <w:rStyle w:val="af8"/>
@@ -26874,7 +27089,7 @@
         </w:rPr>
         <w:t>, 2009 (</w:t>
       </w:r>
-      <w:hyperlink r:id="rId37" w:history="1">
+      <w:hyperlink r:id="rId43" w:history="1">
         <w:r>
           <w:rPr>
             <w:rStyle w:val="af8"/>
@@ -26992,7 +27207,7 @@
         </w:rPr>
         <w:t>, 2024 (</w:t>
       </w:r>
-      <w:hyperlink r:id="rId38" w:history="1">
+      <w:hyperlink r:id="rId44" w:history="1">
         <w:r>
           <w:rPr>
             <w:rStyle w:val="af8"/>
@@ -27124,7 +27339,7 @@
         </w:rPr>
         <w:t>, 2021 (</w:t>
       </w:r>
-      <w:hyperlink r:id="rId39" w:history="1">
+      <w:hyperlink r:id="rId45" w:history="1">
         <w:r>
           <w:rPr>
             <w:rStyle w:val="af8"/>
@@ -27256,7 +27471,7 @@
         </w:rPr>
         <w:t>, 2024 (</w:t>
       </w:r>
-      <w:hyperlink r:id="rId40" w:history="1">
+      <w:hyperlink r:id="rId46" w:history="1">
         <w:r>
           <w:rPr>
             <w:rStyle w:val="af8"/>
@@ -27381,7 +27596,7 @@
         </w:rPr>
         <w:t>, 2023 (</w:t>
       </w:r>
-      <w:hyperlink r:id="rId41" w:history="1">
+      <w:hyperlink r:id="rId47" w:history="1">
         <w:r>
           <w:rPr>
             <w:rStyle w:val="af8"/>
@@ -27513,7 +27728,7 @@
         </w:rPr>
         <w:t>, 2018 (</w:t>
       </w:r>
-      <w:hyperlink r:id="rId42" w:history="1">
+      <w:hyperlink r:id="rId48" w:history="1">
         <w:r>
           <w:rPr>
             <w:rStyle w:val="af8"/>
@@ -27673,7 +27888,7 @@
       </w:r>
     </w:p>
     <w:sectPr>
-      <w:footerReference w:type="default" r:id="rId43"/>
+      <w:footerReference w:type="default" r:id="rId49"/>
       <w:pgSz w:w="11906" w:h="16838"/>
       <w:pgMar w:top="1418" w:right="1418" w:bottom="1134" w:left="1701" w:header="851" w:footer="992" w:gutter="0"/>
       <w:pgNumType w:start="1"/>
@@ -29900,6 +30115,126 @@
 </w:styles>
 </file>
 
+<file path=word/ink/ink1.xml><?xml version="1.0" encoding="utf-8"?>
+<inkml:ink xmlns:inkml="http://www.w3.org/2003/InkML">
+  <inkml:definitions>
+    <inkml:context xml:id="ctx0">
+      <inkml:inkSource xml:id="inkSrc0">
+        <inkml:traceFormat>
+          <inkml:channel name="X" type="integer" min="-2.14748E9" max="2.14748E9" units="cm"/>
+          <inkml:channel name="Y" type="integer" min="-2.14748E9" max="2.14748E9" units="cm"/>
+          <inkml:channel name="F" type="integer" max="32767" units="dev"/>
+        </inkml:traceFormat>
+        <inkml:channelProperties>
+          <inkml:channelProperty channel="X" name="resolution" value="1000" units="1/cm"/>
+          <inkml:channelProperty channel="Y" name="resolution" value="1000" units="1/cm"/>
+          <inkml:channelProperty channel="F" name="resolution" value="0" units="1/dev"/>
+        </inkml:channelProperties>
+      </inkml:inkSource>
+      <inkml:timestamp xml:id="ts0" timeString="2025-05-20T02:10:45.402"/>
+    </inkml:context>
+    <inkml:brush xml:id="br0">
+      <inkml:brushProperty name="width" value="0.035" units="cm"/>
+      <inkml:brushProperty name="height" value="0.035" units="cm"/>
+    </inkml:brush>
+  </inkml:definitions>
+  <inkml:trace contextRef="#ctx0" brushRef="#br0">77 1 24575,'57'-1'0,"57"2"0,-113-1 0,0 0 0,0 1 0,-1-1 0,1 0 0,0 1 0,0-1 0,-1 0 0,1 1 0,0-1 0,0 1 0,-1 0 0,1-1 0,-1 1 0,1-1 0,-1 1 0,1 0 0,-1-1 0,1 1 0,-1 0 0,1 0 0,-1-1 0,0 1 0,1 0 0,-1 0 0,0 0 0,0-1 0,0 1 0,0 0 0,0 0 0,0 1 0,1 31 0,-1-25 0,1 53 0,1-18 0,-9 82 0,7-122 20,-1 1-251,0 1 1,1-1-1,-1 0 0,-1 1 0,-1 4 0</inkml:trace>
+  <inkml:trace contextRef="#ctx0" brushRef="#br0" timeOffset="1123.1">163 235 24575,'-2'1'0,"1"-1"0,-1 0 0,0 1 0,1-1 0,-1 1 0,1 0 0,-1-1 0,1 1 0,-1 0 0,1 0 0,0 0 0,-1 0 0,1 0 0,0 0 0,0 0 0,0 1 0,0-1 0,0 0 0,-2 3 0,-17 34 0,14-25 0,-3 5 0,1-1 0,-9 32 0,15-41 0,0 0 0,1-1 0,-1 1 0,2 0 0,-1 0 0,1 0 0,0 0 0,1 0 0,2 11 0,-3-18 0,1 0 0,-1 0 0,1 0 0,-1 0 0,1-1 0,0 1 0,-1 0 0,1 0 0,0-1 0,0 1 0,-1 0 0,1-1 0,0 1 0,0-1 0,0 1 0,0-1 0,0 1 0,0-1 0,0 0 0,0 1 0,1-1 0,27 5 0,-20-3 0,118 10 0,-43-6 0,-83-6 0,0 1 0,-1-1 0,1 0 0,0 1 0,-1-1 0,1 0 0,-1 1 0,1-1 0,0 1 0,-1-1 0,1 1 0,-1 0 0,1-1 0,-1 1 0,1-1 0,-1 1 0,0 0 0,1-1 0,-1 1 0,0 0 0,0 0 0,1-1 0,-1 1 0,0 0 0,0-1 0,0 1 0,0 0 0,0 1 0,1 27 0,-1-19 0,0 2 0,0 1 0,-1 0 0,0 0 0,-1-1 0,0 1 0,-1-1 0,0 0 0,-1 1 0,-1-1 0,0-1 0,0 1 0,-1-1 0,-9 14 0,6-12 0,3-4 0,1-1 0,-2 1 0,1-1 0,-1 0 0,0-1 0,-14 12 0,19-18 0,0-1 0,1 1 0,-1-1 0,0 1 0,1-1 0,-1 0 0,0 0 0,0 0 0,1 0 0,-1 0 0,0 0 0,0 0 0,1-1 0,-1 1 0,0 0 0,0-1 0,1 0 0,-1 1 0,-1-2 0,-31-17 0,34 19 0,-23-17-1365,15 12-5461</inkml:trace>
+  <inkml:trace contextRef="#ctx0" brushRef="#br0" timeOffset="1623.64">1 739 24575,'0'0'0,"0"0"0,0 0 0,0 0 0,0 0 0,0 0 0,0 0 0,0-1 0,0 1 0,0 0 0,0 0 0,0 0 0,-1 0 0,1 0 0,0 0 0,0 0 0,0 0 0,0 0 0,0 0 0,0 0 0,0-1 0,0 1 0,0 0 0,0 0 0,0 0 0,0 0 0,0 0 0,0 0 0,0 0 0,0 0 0,0 0 0,0-1 0,0 1 0,0 0 0,0 0 0,0 0 0,0 0 0,0 0 0,0 0 0,0 0 0,0 0 0,1 0 0,-1 0 0,0-1 0,0 1 0,0 0 0,0 0 0,0 0 0,0 0 0,0 0 0,0 0 0,0 0 0,0 0 0,0 0 0,1 0 0,-1 0 0,0 0 0,0 0 0,0 0 0,0 0 0,0 0 0,0 0 0,0 0 0,7-5 0,10-1 0,1 0 0,0 2 0,0 0 0,21-1 0,1-2 0,25-2 0,-56 5-1365</inkml:trace>
+  <inkml:trace contextRef="#ctx0" brushRef="#br0" timeOffset="2510.19">521 171 24575,'98'-6'0,"-13"-1"0,-38 7 0,-1-1 0,54-7 0,-77 6-682,35 0-1</inkml:trace>
+  <inkml:trace contextRef="#ctx0" brushRef="#br0" timeOffset="3419.86">718 37 24575,'-3'1'0,"1"-1"0,0 1 0,-1-1 0,1 1 0,0 0 0,0 0 0,-1 0 0,1 0 0,0 0 0,0 0 0,0 1 0,0-1 0,0 1 0,1-1 0,-1 1 0,0 0 0,1 0 0,-1 0 0,-1 2 0,-4 7 0,1 0 0,-8 16 0,10-18 0,-14 29 0,2 1 0,2 1 0,2 0 0,-9 52 0,1-9 0,12-53 0,1 1 0,1 0 0,2 0 0,-1 36 0,5-64 11,0 6-469,0 1-1,4 18 0</inkml:trace>
+  <inkml:trace contextRef="#ctx0" brushRef="#br0" timeOffset="4433.02">826 76 24575,'1'0'0,"0"1"0,-1-1 0,1 0 0,-1 0 0,1 1 0,-1-1 0,1 0 0,-1 1 0,1-1 0,-1 1 0,1-1 0,-1 0 0,0 1 0,1-1 0,-1 1 0,1-1 0,-1 1 0,0 0 0,0-1 0,1 1 0,-1-1 0,0 1 0,0-1 0,0 1 0,0 0 0,1 0 0,2 21 0,-3-20 0,4 236 0,-6-137 0,2 144-1365</inkml:trace>
+  <inkml:trace contextRef="#ctx0" brushRef="#br0" timeOffset="5153.94">628 345 24575,'43'-1'0,"43"2"0,-82 0 11,0 1 0,0-1-1,1 1 1,-1-1 0,0 1-1,6 5 1,2-1-1451</inkml:trace>
+  <inkml:trace contextRef="#ctx0" brushRef="#br0" timeOffset="5807.61">598 445 24575,'0'0'0,"0"1"0,0-1 0,-1 0 0,1 0 0,0 0 0,0 1 0,-1-1 0,1 0 0,0 0 0,0 1 0,0-1 0,-1 0 0,1 1 0,0-1 0,0 0 0,0 1 0,0-1 0,0 0 0,0 1 0,0-1 0,0 0 0,0 1 0,0-1 0,0 0 0,0 1 0,0-1 0,0 0 0,0 1 0,0-1 0,0 0 0,0 1 0,0-1 0,0 1 0,4 11 0,-2-10 0,-1 0 0,1 0 0,0-1 0,0 1 0,0-1 0,0 1 0,0-1 0,1 0 0,-1 0 0,0 0 0,5 2 0,31 6 0,-20-5 0,87 21 0,-85-21-1365</inkml:trace>
+  <inkml:trace contextRef="#ctx0" brushRef="#br0" timeOffset="6608.24">387 737 24575,'0'0'0,"0"0"0,0 1 0,0-1 0,1 1 0,-1-1 0,0 0 0,1 1 0,-1-1 0,0 0 0,1 0 0,-1 1 0,0-1 0,1 0 0,-1 0 0,1 1 0,-1-1 0,0 0 0,1 0 0,-1 0 0,1 0 0,-1 0 0,1 0 0,-1 0 0,0 0 0,2 0 0,16 2 0,-12-2 0,443 10 0,-343-11 0,64 1-1365</inkml:trace>
+  <inkml:trace contextRef="#ctx0" brushRef="#br0" timeOffset="7208.75">800 758 24575,'-6'1'0,"0"0"0,0 0 0,0 0 0,0 1 0,0 0 0,0 0 0,0 0 0,0 1 0,1 0 0,-1 0 0,1 0 0,0 1 0,0 0 0,0 0 0,-6 7 0,-6 7 0,2 0 0,-23 34 0,13-12-1365</inkml:trace>
+  <inkml:trace contextRef="#ctx0" brushRef="#br0" timeOffset="7789.54">796 872 24575,'5'0'0,"-4"0"0,0 0 0,0 0 0,-1 0 0,1 0 0,0 0 0,0 0 0,-1 0 0,1 0 0,0 0 0,0 1 0,0-1 0,-1 0 0,1 0 0,0 1 0,-1-1 0,1 1 0,0-1 0,-1 1 0,1-1 0,0 1 0,-1-1 0,1 1 0,0 0 0,21 22 0,33 43 0,-39-45 293,-10-14-846,0 0 1,7 13-1</inkml:trace>
+</inkml:ink>
+</file>
+
+<file path=word/ink/ink2.xml><?xml version="1.0" encoding="utf-8"?>
+<inkml:ink xmlns:inkml="http://www.w3.org/2003/InkML">
+  <inkml:definitions>
+    <inkml:context xml:id="ctx0">
+      <inkml:inkSource xml:id="inkSrc0">
+        <inkml:traceFormat>
+          <inkml:channel name="X" type="integer" min="-2.14748E9" max="2.14748E9" units="cm"/>
+          <inkml:channel name="Y" type="integer" min="-2.14748E9" max="2.14748E9" units="cm"/>
+          <inkml:channel name="F" type="integer" max="32767" units="dev"/>
+        </inkml:traceFormat>
+        <inkml:channelProperties>
+          <inkml:channelProperty channel="X" name="resolution" value="1000" units="1/cm"/>
+          <inkml:channelProperty channel="Y" name="resolution" value="1000" units="1/cm"/>
+          <inkml:channelProperty channel="F" name="resolution" value="0" units="1/dev"/>
+        </inkml:channelProperties>
+      </inkml:inkSource>
+      <inkml:timestamp xml:id="ts0" timeString="2025-05-20T02:10:31.624"/>
+    </inkml:context>
+    <inkml:brush xml:id="br0">
+      <inkml:brushProperty name="width" value="0.035" units="cm"/>
+      <inkml:brushProperty name="height" value="0.035" units="cm"/>
+    </inkml:brush>
+  </inkml:definitions>
+  <inkml:trace contextRef="#ctx0" brushRef="#br0">226 132 24575,'1'0'0,"1"1"0,2 3 0,4 2 0,5 5 0,3 3 0,2 2 0,1 0 0,-2-2 0,-3-2 0,-3-3 0,-3-3-8191</inkml:trace>
+  <inkml:trace contextRef="#ctx0" brushRef="#br0" timeOffset="2423.02">0 479 24575,'7'-2'0,"0"1"0,0-1 0,-1 1 0,1 0 0,0 0 0,0 1 0,0 0 0,9 1 0,1 0 0,-13-1 0,-2 0 0,-1 0 0,1 0 0,0 0 0,-1 0 0,1 0 0,0 0 0,0 1 0,-1-1 0,4 2 0,-4-1 0,0-1 0,0 1 0,-1 0 0,1 0 0,0 0 0,-1 0 0,1 0 0,0 0 0,-1 0 0,0 0 0,1 0 0,-1 1 0,0-1 0,1 0 0,-1 0 0,0 2 0,8 57 0,0 90 0,-6-88 0,-2-60 0,0 0 0,1 0 0,-1 1 0,0-1 0,1 0 0,-1 0 0,1 0 0,-1 0 0,1 0 0,0 0 0,0 0 0,0-1 0,0 1 0,0 0 0,1 0 0,-1-1 0,3 3 0,-2-3 0,-1 0 0,1 0 0,-1 0 0,1 0 0,0 0 0,0-1 0,-1 1 0,1-1 0,0 1 0,0-1 0,0 0 0,-1 0 0,1 0 0,0 0 0,0 0 0,0 0 0,0 0 0,-1-1 0,1 1 0,2-1 0,3-2 0,0 1 0,-1-1 0,0 0 0,1-1 0,10-7 0,28-27 0,-16 13 0,-22 21-136,-1-1-1,1-1 1,-1 1-1,0-1 1,-1 0-1,0-1 1,0 1-1,0-1 0,5-9 1</inkml:trace>
+  <inkml:trace contextRef="#ctx0" brushRef="#br0" timeOffset="4298.6">733 1 24575,'-6'0'0,"1"0"0,0 1 0,-1 0 0,1 0 0,0 1 0,0 0 0,-7 2 0,-34 21 0,27-14 0,10-6 0,-8 4 0,1 0 0,0 1 0,-18 16 0,29-22 0,1 0 0,0 0 0,0 1 0,0-1 0,1 1 0,-1 0 0,1 0 0,1 0 0,-1 1 0,1-1 0,-1 1 0,2-1 0,-1 1 0,-1 10 0,-1 25 0,4 76 0,2-48 0,-2 214-1365,0-275-5461</inkml:trace>
+  <inkml:trace contextRef="#ctx0" brushRef="#br0" timeOffset="5392.67">580 244 24575,'5'-4'0,"0"1"0,1 0 0,-1 0 0,1 0 0,-1 1 0,1-1 0,0 1 0,0 1 0,12-3 0,0 0 0,60-20 0,-77 24 0,-1 0 0,1 0 0,0 0 0,0 0 0,0 0 0,0 0 0,-1 0 0,1 0 0,0 0 0,0 0 0,0 0 0,-1 1 0,1-1 0,0 0 0,0 1 0,-1-1 0,1 0 0,0 1 0,-1-1 0,1 1 0,0-1 0,-1 1 0,1-1 0,-1 1 0,1 0 0,-1-1 0,1 1 0,-1 0 0,1-1 0,-1 1 0,1 0 0,-1 0 0,0-1 0,1 2 0,1 4 0,-1 0 0,1 0 0,0 11 0,0-8 0,22 118 0,10 59 0,-23-95 0,-5 0 0,-3 1 0,-10 94 0,-28 24-689,30-188 13</inkml:trace>
+  <inkml:trace contextRef="#ctx0" brushRef="#br0" timeOffset="6124.2">494 507 24575,'20'-9'0,"1"0"0,0 2 0,1 0 0,27-5 0,-40 11 44,0 0-1,0 1 1,12 1 0,1-1-1584</inkml:trace>
+  <inkml:trace contextRef="#ctx0" brushRef="#br0" timeOffset="7448.93">584 596 24575,'30'1'224,"-20"0"-542,1-1 0,-1 1 1,0-2-1,20-3 0</inkml:trace>
+  <inkml:trace contextRef="#ctx0" brushRef="#br0" timeOffset="9038.47">290 773 24575,'0'1'0,"0"-1"0,1 0 0,-1 1 0,0-1 0,0 1 0,1-1 0,-1 0 0,0 1 0,1-1 0,-1 0 0,0 0 0,1 1 0,-1-1 0,1 0 0,-1 0 0,0 1 0,1-1 0,-1 0 0,1 0 0,-1 0 0,1 0 0,-1 0 0,1 1 0,-1-1 0,0 0 0,1 0 0,-1 0 0,1-1 0,18 2 0,-15-1 0,46 1 0,96-2 0,-50-9 0,-83 9 0,0-1 0,19-5 0,-17 3 0,22-2 0,-20 3 0,-15 2 0,1 0 0,0 1 0,-1-1 0,1 1 0,0-1 0,0 1 0,-1 0 0,1 0 0,3 1 0,-19 9 0,-119 87 0,112-82 0,-30 17 0,33-22 0,0 0 0,0 2 0,-16 15 0,27-22-1365</inkml:trace>
+  <inkml:trace contextRef="#ctx0" brushRef="#br0" timeOffset="9897.12">938 406 24575,'51'-2'0,"94"-18"0,2-1 0,-66 18-1365,-73 3-5461</inkml:trace>
+  <inkml:trace contextRef="#ctx0" brushRef="#br0" timeOffset="10521.03">1265 225 24575,'1'129'0,"-9"241"0,8-367 0,-3 26 0,-7 35 0,10-63 0,-1-1 0,1 1 0,0 0 0,0 0 0,-1 0 0,1-1 0,0 1 0,-1 0 0,1 0 0,-1-1 0,1 1 0,-1 0 0,1-1 0,-1 1 0,0 0 0,0 0 0,1-1 0,-1 0 0,1 0 0,-1 1 0,1-1 0,-1 0 0,1 0 0,-1 0 0,1 0 0,-1 0 0,1 0 0,-1 0 0,1 0 0,-1 0 0,1 0 0,-1 0 0,1 0 0,-1-1 0,1 1 0,-1 0 0,0 0 0,-2-3 0,-1 1 0,1 0 0,0-1 0,0 0 0,-5-4 0,4 3 0,-144-147-1365,134 136-5461</inkml:trace>
+  <inkml:trace contextRef="#ctx0" brushRef="#br0" timeOffset="10957.96">1013 599 24575,'0'-1'0,"0"0"0,1 0 0,4-1 0,3 0 0,5 1 0,5 0 0,5 0 0,2 0 0,1 1 0,-2-2 0,-3 1 0,-4 0 0,-5 0 0,-3 1 0,-2 0 0</inkml:trace>
+</inkml:ink>
+</file>
+
+<file path=word/ink/ink3.xml><?xml version="1.0" encoding="utf-8"?>
+<inkml:ink xmlns:inkml="http://www.w3.org/2003/InkML">
+  <inkml:definitions>
+    <inkml:context xml:id="ctx0">
+      <inkml:inkSource xml:id="inkSrc0">
+        <inkml:traceFormat>
+          <inkml:channel name="X" type="integer" min="-2.14748E9" max="2.14748E9" units="cm"/>
+          <inkml:channel name="Y" type="integer" min="-2.14748E9" max="2.14748E9" units="cm"/>
+          <inkml:channel name="F" type="integer" max="32767" units="dev"/>
+        </inkml:traceFormat>
+        <inkml:channelProperties>
+          <inkml:channelProperty channel="X" name="resolution" value="1000" units="1/cm"/>
+          <inkml:channelProperty channel="Y" name="resolution" value="1000" units="1/cm"/>
+          <inkml:channelProperty channel="F" name="resolution" value="0" units="1/dev"/>
+        </inkml:channelProperties>
+      </inkml:inkSource>
+      <inkml:timestamp xml:id="ts0" timeString="2025-05-20T02:11:13.062"/>
+    </inkml:context>
+    <inkml:brush xml:id="br0">
+      <inkml:brushProperty name="width" value="0.035" units="cm"/>
+      <inkml:brushProperty name="height" value="0.035" units="cm"/>
+    </inkml:brush>
+  </inkml:definitions>
+  <inkml:trace contextRef="#ctx0" brushRef="#br0">181 62 24575,'0'1'0,"0"1"0,0 0 0,0 2 0,0-1 0,2-1 0,-1 0 0,1 0 0,0 1 0,0-1 0,0 1 0,0 0 0,-1 0 0,0 1 0</inkml:trace>
+  <inkml:trace contextRef="#ctx0" brushRef="#br0" timeOffset="997.59">0 272 24575,'1'1'0,"1"-1"0,-1 1 0,1-1 0,-1 1 0,0-1 0,1 0 0,-1 0 0,1 0 0,-1 1 0,1-1 0,-1 0 0,3-1 0,-2 1 0,11 0 0,-10-1 0,-1 1 0,0 0 0,0-1 0,0 1 0,1 0 0,-1 0 0,0 1 0,0-1 0,0 0 0,1 1 0,-1-1 0,0 1 0,0 0 0,0 0 0,0 0 0,0 0 0,0 0 0,0 0 0,0 0 0,-1 1 0,3 1 0,5 11 0,-1 0 0,-1 0 0,0 1 0,-1 0 0,0 0 0,-1 1 0,-1-1 0,-1 1 0,0 0 0,1 19 0,-5-21 0,1-12 0,-1 1 0,1-1 0,0 1 0,0-1 0,1 1 0,-1-1 0,1 4 0,-1-6 0,1 1 0,-1-1 0,0 0 0,0 1 0,1-1 0,-1 0 0,0 0 0,1 0 0,-1 1 0,0-1 0,1 0 0,-1 0 0,0 0 0,1 0 0,-1 0 0,0 1 0,1-1 0,-1 0 0,1 0 0,-1 0 0,0 0 0,1 0 0,-1 0 0,1 0 0,-1 0 0,0-1 0,1 1 0,-1 0 0,0 0 0,1 0 0,0 0 0,13-6 0,-13 5 0,155-86 0,-119 59-1365,-30 23-5461</inkml:trace>
+  <inkml:trace contextRef="#ctx0" brushRef="#br0" timeOffset="2136.97">523 1 24575,'-3'0'0,"1"0"0,-1 1 0,1-1 0,-1 1 0,1 0 0,0 0 0,-1 0 0,1 0 0,0 0 0,-4 3 0,-22 18 0,17-13 0,3-2 0,-143 120 0,151-125 0,-1-1 0,0 0 0,0 0 0,1 0 0,-1 1 0,1-1 0,-1 0 0,1 1 0,-1-1 0,1 0 0,0 1 0,0-1 0,0 0 0,-1 1 0,2 1 0,1 25 0,-1-20 0,5 34 0,13 44 0,-6-31 0,22 97 0,-33-146-1365</inkml:trace>
+  <inkml:trace contextRef="#ctx0" brushRef="#br0" timeOffset="3273.58">438 252 24575,'0'-1'0,"0"0"0,1 0 0,-1 0 0,1 0 0,-1 0 0,1 0 0,-1 0 0,1 0 0,0 0 0,-1 1 0,1-1 0,0 0 0,-1 0 0,1 1 0,0-1 0,0 1 0,0-1 0,0 0 0,0 1 0,0 0 0,0-1 0,0 1 0,1-1 0,28-8 0,-24 7 0,19-5 0,0 1 0,48-5 0,-73 11 0,1 1 0,-1-1 0,1 0 0,-1 0 0,0 0 0,1 0 0,-1 1 0,1-1 0,-1 0 0,1 1 0,-1-1 0,0 0 0,1 1 0,-1-1 0,1 0 0,-1 1 0,0-1 0,1 1 0,-1-1 0,0 1 0,0-1 0,0 1 0,1-1 0,-1 0 0,0 1 0,0-1 0,0 1 0,0 0 0,0-1 0,0 1 0,0 0 0,2 22 0,-2-15 0,10 144 0,9 113 0,0 49 0,-20-260-1365,1-45-5461</inkml:trace>
+  <inkml:trace contextRef="#ctx0" brushRef="#br0" timeOffset="4803.33">426 381 24575,'0'-1'0,"1"0"0,-1 0 0,0 1 0,1-1 0,-1 0 0,1 0 0,-1 1 0,1-1 0,-1 0 0,1 1 0,0-1 0,-1 0 0,1 1 0,0-1 0,-1 1 0,1-1 0,0 1 0,0 0 0,0-1 0,-1 1 0,1 0 0,0-1 0,0 1 0,0 0 0,0 0 0,-1 0 0,2 0 0,26-3 0,26 3-1365,-48 0-5461</inkml:trace>
+  <inkml:trace contextRef="#ctx0" brushRef="#br0" timeOffset="5316.83">445 459 24575,'1'1'0,"-1"-1"0,0 1 0,1 0 0,-1-1 0,1 1 0,-1-1 0,1 1 0,-1-1 0,1 1 0,-1-1 0,1 0 0,-1 1 0,1-1 0,-1 1 0,1-1 0,0 0 0,-1 0 0,1 1 0,0-1 0,-1 0 0,1 0 0,0 0 0,0 0 0,22 4 0,-18-3 0,17 2-455,0-1 0,28-1 0</inkml:trace>
+  <inkml:trace contextRef="#ctx0" brushRef="#br0" timeOffset="6126.04">274 601 24575,'0'1'0,"0"-1"0,0 1 0,0-1 0,0 1 0,0-1 0,0 1 0,0-1 0,0 1 0,0-1 0,0 0 0,0 1 0,0-1 0,0 1 0,0-1 0,0 1 0,1-1 0,-1 0 0,0 1 0,0-1 0,0 1 0,1-1 0,-1 0 0,0 1 0,0-1 0,1 0 0,-1 1 0,0-1 0,1 0 0,-1 1 0,0-1 0,1 0 0,-1 0 0,0 1 0,1-1 0,-1 0 0,1 0 0,-1 0 0,1 0 0,-1 0 0,0 1 0,1-1 0,-1 0 0,1 0 0,-1 0 0,1 0 0,-1 0 0,1 0 0,0-1 0,40 5 0,73-4 0,-49-2 0,-50 2 0,21 1 0,-32 1 0,-8 3 0,-10 4 0,11-7 0,-99 75-1363,102-77 1361,-8 7-6824</inkml:trace>
+  <inkml:trace contextRef="#ctx0" brushRef="#br0" timeOffset="7094.91">797 282 24575,'0'-1'0,"1"0"0,-1 1 0,0-1 0,0 1 0,1-1 0,-1 1 0,0-1 0,1 1 0,-1 0 0,0-1 0,1 1 0,-1-1 0,1 1 0,-1 0 0,1-1 0,-1 1 0,1 0 0,-1-1 0,1 1 0,-1 0 0,1 0 0,0-1 0,14-3 0,-14 4 0,34-6 0,1 1 0,71 1 0,-63 3 0,-39 1-227,-1-1-1,0 0 1,0 0-1,0 0 1,4-1-1</inkml:trace>
+  <inkml:trace contextRef="#ctx0" brushRef="#br0" timeOffset="7716.88">985 131 24575,'-1'1'0,"1"0"0,-1-1 0,0 1 0,0 0 0,1 0 0,-1 0 0,0 0 0,1 0 0,-1 0 0,1 0 0,0 0 0,-1 0 0,1 0 0,-1 3 0,0-2 0,-10 36 0,1-1 0,-6 53 0,0 79 0,4-33 0,11-131 0,1-1 0,0-1 0,0 1 0,-1-1 0,0 1 0,0-1 0,0 1 0,0-1 0,0 0 0,0 0 0,-4 5 0,5-7 0,0-1 0,-1 0 0,1 0 0,-1 0 0,1 1 0,-1-1 0,1 0 0,-1 0 0,1 0 0,-1 0 0,1 0 0,-1 0 0,1 0 0,-1 0 0,1 0 0,-1 0 0,1 0 0,-1 0 0,1-1 0,0 1 0,-1 0 0,1 0 0,-1 0 0,1-1 0,-1 1 0,1 0 0,0 0 0,-1-1 0,1 1 0,0 0 0,-1-1 0,1 1 0,0-1 0,-1 1 0,1 0 0,0-1 0,0 1 0,-1-1 0,1 0 0,-13-19 0,12 19 0,-5-12-1365,0 2-5461</inkml:trace>
+  <inkml:trace contextRef="#ctx0" brushRef="#br0" timeOffset="8182.25">839 478 24575,'0'0'0,"0"-1"0,0 0 0,0 0 0,0 0 0,0 0 0,0 0 0,0 0 0,0 1 0,0-1 0,1 0 0,-1 0 0,0 0 0,1 0 0,-1 1 0,0-1 0,1 0 0,-1 0 0,1 1 0,-1-1 0,1 0 0,-1 1 0,1-1 0,0 1 0,-1-1 0,2 0 0,0 0 0,0 1 0,1-1 0,-1 1 0,1-1 0,-1 1 0,1 0 0,4 0 0,-6 0 0,21 1-682,32 6-1,-46-6-6143</inkml:trace>
+  <inkml:trace contextRef="#ctx0" brushRef="#br0" timeOffset="9471.34">1446 52 24575,'23'-2'0,"-15"2"0,-1-1 0,1 1 0,-1 1 0,15 1 0,-21-1 0,-1-1 0,1 0 0,0 1 0,-1-1 0,1 1 0,-1-1 0,1 1 0,-1-1 0,1 1 0,-1-1 0,1 1 0,-1 0 0,0-1 0,1 1 0,-1 0 0,0-1 0,1 1 0,-1 0 0,0-1 0,0 1 0,0 0 0,0 0 0,0-1 0,0 2 0,1 22 0,-2-18 0,2 7 0,-2 0 0,0-1 0,0 1 0,-1-1 0,0 1 0,-2-1 0,1 0 0,-7 14 0,2-7 0,-1-1 0,-17 24 0,23-35-1365</inkml:trace>
+  <inkml:trace contextRef="#ctx0" brushRef="#br0" timeOffset="10473.71">1398 259 24575,'-1'0'0,"-1"1"0,0-1 0,1 1 0,-1-1 0,1 1 0,-1-1 0,1 1 0,-1 0 0,1 0 0,0 0 0,-1 0 0,1 0 0,0 0 0,0 0 0,0 0 0,-1 0 0,1 0 0,1 1 0,-2 1 0,-17 31 0,14-25 0,2-3 0,-1 0 0,1 1 0,0 0 0,1 0 0,0-1 0,0 2 0,0-1 0,1 0 0,0 0 0,1 0 0,-1 12 0,1-19 0,1 1 0,-1-1 0,0 0 0,0 1 0,0-1 0,1 0 0,-1 1 0,0-1 0,0 0 0,1 0 0,-1 1 0,0-1 0,0 0 0,1 0 0,-1 1 0,0-1 0,1 0 0,-1 0 0,0 0 0,1 0 0,-1 1 0,0-1 0,1 0 0,-1 0 0,1 0 0,-1 0 0,1 0 0,12 0 0,-9 0 0,48 0 0,31 0 0,-71 0 0,1 2 0,-1 0 0,1 0 0,16 6 0,-29-8 0,1 1 0,0-1 0,0 1 0,-1-1 0,1 1 0,0 0 0,-1-1 0,1 1 0,0 0 0,-1-1 0,1 1 0,-1 0 0,0 0 0,1 0 0,-1-1 0,1 1 0,-1 2 0,6 19 0,-4-9 0,4 9 0,-1 1 0,-1-1 0,1 41 0,-8 68 0,2-126 0,1-2 0,0 1 0,0-1 0,-1 0 0,1 0 0,-2 6 0,1-9 0,1 1 0,0-1 0,0 1 0,-1-1 0,1 1 0,0-1 0,-1 1 0,1-1 0,0 0 0,-1 1 0,1-1 0,0 0 0,-1 1 0,1-1 0,-1 0 0,1 1 0,-1-1 0,1 0 0,-1 0 0,1 0 0,-1 1 0,1-1 0,-1 0 0,1 0 0,-1 0 0,1 0 0,-1 0 0,1 0 0,-1 0 0,1 0 0,-1 0 0,0 0 0,1 0 0,-1-1 0,1 1 0,-1 0 0,1 0 0,-1 0 0,1-1 0,0 1 0,-2-1 0,-66-32 0,-63-27 0,118 55-1365</inkml:trace>
+  <inkml:trace contextRef="#ctx0" brushRef="#br0" timeOffset="10989.41">1312 621 24575,'1'0'0,"1"0"0,3-1 0,6-3 0,6 0 0,5-1 0,4-1 0,3 0 0,2 1 0,1 0 0,-1 1 0,-3 0 0,-3 2 0,-7 0 0,-5 1 0,-5 1-8191</inkml:trace>
+  <inkml:trace contextRef="#ctx0" brushRef="#br0" timeOffset="11752.82">1701 127 24575,'1'0'0,"2"0"0,4-1 0,3 0 0,4 1 0,4-1 0,3 1 0,2 0 0,1-1 0,0 1 0,-2 0 0,-2 0 0,-2 0 0,-4 0 0,-2 0 0,-3 0 0</inkml:trace>
+  <inkml:trace contextRef="#ctx0" brushRef="#br0" timeOffset="12349.52">1805 1 24575,'-1'0'0,"0"0"0,1 1 0,-1-1 0,1 0 0,-1 0 0,0 1 0,1-1 0,-1 1 0,1-1 0,-1 1 0,1-1 0,-1 1 0,1-1 0,-1 1 0,1-1 0,0 1 0,-1-1 0,1 1 0,0 0 0,-1-1 0,1 2 0,-7 16 0,6-14 0,-16 47 0,2 0 0,2 1 0,3 0 0,2 1 0,-2 96 0,11-108-1365,-1-28-5461</inkml:trace>
+  <inkml:trace contextRef="#ctx0" brushRef="#br0" timeOffset="13103.01">1902 88 24575,'-3'208'0,"2"45"-1365,1-246-5461</inkml:trace>
+  <inkml:trace contextRef="#ctx0" brushRef="#br0" timeOffset="13835.12">1761 361 24575,'2'-1'0,"0"0"0,1 1 0,-1-1 0,0 1 0,1-1 0,-1 1 0,0 0 0,1-1 0,-1 1 0,1 1 0,-1-1 0,3 1 0,4-1 0,66 0-1365</inkml:trace>
+  <inkml:trace contextRef="#ctx0" brushRef="#br0" timeOffset="14446">1775 428 24575,'0'0'0,"0"2"0,-1-1 0,0 1 0,2 0 0,1-1 0,2 0 0,3-1 0,2 1 0,1-1 0,2 0 0,1 0 0,-1 0 0,-1 1 0,-2 0 0,-2-1 0,-2 1 0</inkml:trace>
+  <inkml:trace contextRef="#ctx0" brushRef="#br0" timeOffset="15111.79">1636 575 24575,'0'0'0,"0"0"0,-1 1 0,1-1 0,0 0 0,0 0 0,0 0 0,-1 0 0,1 1 0,0-1 0,0 0 0,0 0 0,0 1 0,-1-1 0,1 0 0,0 0 0,0 0 0,0 1 0,0-1 0,0 0 0,0 0 0,0 1 0,0-1 0,0 0 0,0 0 0,0 1 0,0-1 0,0 0 0,0 1 0,0-1 0,0 0 0,0 0 0,0 1 0,0-1 0,0 0 0,1 0 0,-1 0 0,0 1 0,0-1 0,0 0 0,0 0 0,1 1 0,13 4 0,23-1 0,-35-4 0,63 0 0,-41-1 0,0 2 0,-1 0 0,38 7 0,-5 12 0,-50-18-1365</inkml:trace>
+  <inkml:trace contextRef="#ctx0" brushRef="#br0" timeOffset="15466.71">1853 676 24575,'-17'14'0,"13"-12"0,1 1 0,-1 0 0,1 0 0,-5 5 0,0 3 0,1 0 0,0 1 0,1 0 0,0 0 0,1 1 0,0 0 0,1 0 0,0 0 0,-2 21 0,5-27-1365</inkml:trace>
+  <inkml:trace contextRef="#ctx0" brushRef="#br0" timeOffset="15934.25">1923 792 24575,'0'-1'0,"0"1"0,0 0 0,1 0 0,-1 0 0,0-1 0,0 1 0,0 0 0,0 0 0,0 0 0,0 0 0,1-1 0,-1 1 0,0 0 0,0 0 0,0 0 0,0 0 0,1 0 0,-1 0 0,0 0 0,0-1 0,0 1 0,1 0 0,-1 0 0,0 0 0,0 0 0,0 0 0,1 0 0,-1 0 0,0 0 0,0 0 0,0 0 0,1 0 0,-1 0 0,0 0 0,0 0 0,0 0 0,1 0 0,-1 1 0,0-1 0,0 0 0,0 0 0,1 0 0,-1 0 0,0 0 0,0 0 0,0 1 0,0-1 0,0 0 0,1 0 0,-1 0 0,10 7 0,63 122 289,-27-45-1943,-40-74-5172</inkml:trace>
+</inkml:ink>
+</file>
+
 <file path=word/theme/theme1.xml><?xml version="1.0" encoding="utf-8"?>
 <a:theme xmlns:a="http://schemas.openxmlformats.org/drawingml/2006/main" name="Office 主题​​">
   <a:themeElements>
@@ -30157,6 +30492,10 @@
 </file>
 
 <file path=customXml/item1.xml><?xml version="1.0" encoding="utf-8"?>
+<b:Sources xmlns:b="http://schemas.openxmlformats.org/officeDocument/2006/bibliography" xmlns="http://schemas.openxmlformats.org/officeDocument/2006/bibliography" SelectedStyle="\IEEE2006OfficeOnline.xsl" StyleName="IEEE" Version="2006"/>
+</file>
+
+<file path=customXml/item2.xml><?xml version="1.0" encoding="utf-8"?>
 <s:customData xmlns="http://www.wps.cn/officeDocument/2013/wpsCustomData" xmlns:s="http://www.wps.cn/officeDocument/2013/wpsCustomData">
   <customSectProps>
     <customSectPr/>
@@ -30169,22 +30508,18 @@
 </s:customData>
 </file>
 
-<file path=customXml/item2.xml><?xml version="1.0" encoding="utf-8"?>
-<b:Sources xmlns:b="http://schemas.openxmlformats.org/officeDocument/2006/bibliography" xmlns="http://schemas.openxmlformats.org/officeDocument/2006/bibliography" SelectedStyle="\IEEE2006OfficeOnline.xsl" StyleName="IEEE" Version="2006"/>
+<file path=customXml/itemProps1.xml><?xml version="1.0" encoding="utf-8"?>
+<ds:datastoreItem xmlns:ds="http://schemas.openxmlformats.org/officeDocument/2006/customXml" ds:itemID="{51E59A4A-5F75-4009-BC4C-FA13BEC13E40}">
+  <ds:schemaRefs>
+    <ds:schemaRef ds:uri="http://schemas.openxmlformats.org/officeDocument/2006/bibliography"/>
+  </ds:schemaRefs>
+</ds:datastoreItem>
 </file>
 
-<file path=customXml/itemProps1.xml><?xml version="1.0" encoding="utf-8"?>
+<file path=customXml/itemProps2.xml><?xml version="1.0" encoding="utf-8"?>
 <ds:datastoreItem xmlns:ds="http://schemas.openxmlformats.org/officeDocument/2006/customXml" ds:itemID="{B1977F7D-205B-4081-913C-38D41E755F92}">
   <ds:schemaRefs>
     <ds:schemaRef ds:uri="http://www.wps.cn/officeDocument/2013/wpsCustomData"/>
   </ds:schemaRefs>
 </ds:datastoreItem>
-</file>
-
-<file path=customXml/itemProps2.xml><?xml version="1.0" encoding="utf-8"?>
-<ds:datastoreItem xmlns:ds="http://schemas.openxmlformats.org/officeDocument/2006/customXml" ds:itemID="{51E59A4A-5F75-4009-BC4C-FA13BEC13E40}">
-  <ds:schemaRefs>
-    <ds:schemaRef ds:uri="http://schemas.openxmlformats.org/officeDocument/2006/bibliography"/>
-  </ds:schemaRefs>
-</ds:datastoreItem>
 </file>
--- a/paper/paper.docx
+++ b/paper/paper.docx
@@ -991,6 +991,74 @@
           <w:sz w:val="24"/>
         </w:rPr>
       </w:pPr>
+      <w:r>
+        <w:rPr>
+          <w:noProof/>
+          <w:sz w:val="24"/>
+        </w:rPr>
+        <w:drawing>
+          <wp:anchor distT="0" distB="0" distL="114300" distR="114300" simplePos="0" relativeHeight="251757568" behindDoc="0" locked="0" layoutInCell="1" allowOverlap="1" wp14:anchorId="291104F1" wp14:editId="782009DD">
+            <wp:simplePos x="0" y="0"/>
+            <wp:positionH relativeFrom="column">
+              <wp:posOffset>2648268</wp:posOffset>
+            </wp:positionH>
+            <wp:positionV relativeFrom="paragraph">
+              <wp:posOffset>236220</wp:posOffset>
+            </wp:positionV>
+            <wp:extent cx="685800" cy="442292"/>
+            <wp:effectExtent l="0" t="0" r="0" b="0"/>
+            <wp:wrapNone/>
+            <wp:docPr id="106791200" name="图片 1"/>
+            <wp:cNvGraphicFramePr>
+              <a:graphicFrameLocks xmlns:a="http://schemas.openxmlformats.org/drawingml/2006/main" noChangeAspect="1"/>
+            </wp:cNvGraphicFramePr>
+            <a:graphic xmlns:a="http://schemas.openxmlformats.org/drawingml/2006/main">
+              <a:graphicData uri="http://schemas.openxmlformats.org/drawingml/2006/picture">
+                <pic:pic xmlns:pic="http://schemas.openxmlformats.org/drawingml/2006/picture">
+                  <pic:nvPicPr>
+                    <pic:cNvPr id="0" name="Picture 1"/>
+                    <pic:cNvPicPr>
+                      <a:picLocks noChangeAspect="1" noChangeArrowheads="1"/>
+                    </pic:cNvPicPr>
+                  </pic:nvPicPr>
+                  <pic:blipFill>
+                    <a:blip r:embed="rId15">
+                      <a:extLst>
+                        <a:ext uri="{28A0092B-C50C-407E-A947-70E740481C1C}">
+                          <a14:useLocalDpi xmlns:a14="http://schemas.microsoft.com/office/drawing/2010/main" val="0"/>
+                        </a:ext>
+                      </a:extLst>
+                    </a:blip>
+                    <a:srcRect/>
+                    <a:stretch>
+                      <a:fillRect/>
+                    </a:stretch>
+                  </pic:blipFill>
+                  <pic:spPr bwMode="auto">
+                    <a:xfrm>
+                      <a:off x="0" y="0"/>
+                      <a:ext cx="685800" cy="442292"/>
+                    </a:xfrm>
+                    <a:prstGeom prst="rect">
+                      <a:avLst/>
+                    </a:prstGeom>
+                    <a:noFill/>
+                    <a:ln>
+                      <a:noFill/>
+                    </a:ln>
+                  </pic:spPr>
+                </pic:pic>
+              </a:graphicData>
+            </a:graphic>
+            <wp14:sizeRelH relativeFrom="page">
+              <wp14:pctWidth>0</wp14:pctWidth>
+            </wp14:sizeRelH>
+            <wp14:sizeRelV relativeFrom="page">
+              <wp14:pctHeight>0</wp14:pctHeight>
+            </wp14:sizeRelV>
+          </wp:anchor>
+        </w:drawing>
+      </w:r>
     </w:p>
     <w:p>
       <w:pPr>
@@ -1024,7 +1092,7 @@
                 <wp:cNvGraphicFramePr/>
                 <a:graphic xmlns:a="http://schemas.openxmlformats.org/drawingml/2006/main">
                   <a:graphicData uri="http://schemas.microsoft.com/office/word/2010/wordprocessingInk">
-                    <w14:contentPart bwMode="auto" r:id="rId15">
+                    <w14:contentPart bwMode="auto" r:id="rId16">
                       <w14:nvContentPartPr>
                         <w14:cNvContentPartPr/>
                       </w14:nvContentPartPr>
@@ -1041,7 +1109,7 @@
           <mc:Fallback>
             <w:pict>
               <v:shape w14:anchorId="3378D4E9" id="墨迹 50" o:spid="_x0000_s1026" type="#_x0000_t75" style="position:absolute;margin-left:78.9pt;margin-top:.8pt;width:59.55pt;height:30.35pt;z-index:251756544;visibility:visible;mso-wrap-style:square;mso-wrap-distance-left:9pt;mso-wrap-distance-top:0;mso-wrap-distance-right:9pt;mso-wrap-distance-bottom:0;mso-position-horizontal:absolute;mso-position-horizontal-relative:text;mso-position-vertical:absolute;mso-position-vertical-relative:text" o:gfxdata="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">
-                <v:imagedata r:id="rId16" o:title=""/>
+                <v:imagedata r:id="rId17" o:title=""/>
               </v:shape>
             </w:pict>
           </mc:Fallback>
@@ -1190,7 +1258,7 @@
     <w:p>
       <w:pPr>
         <w:sectPr>
-          <w:footerReference w:type="default" r:id="rId17"/>
+          <w:footerReference w:type="default" r:id="rId18"/>
           <w:pgSz w:w="11906" w:h="16838"/>
           <w:pgMar w:top="1418" w:right="1418" w:bottom="1134" w:left="1701" w:header="851" w:footer="992" w:gutter="0"/>
           <w:pgNumType w:fmt="upperRoman"/>
@@ -3443,7 +3511,7 @@
           <w:sz w:val="24"/>
         </w:rPr>
         <w:sectPr>
-          <w:headerReference w:type="default" r:id="rId18"/>
+          <w:headerReference w:type="default" r:id="rId19"/>
           <w:pgSz w:w="11906" w:h="16838"/>
           <w:pgMar w:top="1418" w:right="1418" w:bottom="1134" w:left="1701" w:header="851" w:footer="992" w:gutter="0"/>
           <w:pgNumType w:fmt="upperRoman"/>
@@ -4115,7 +4183,7 @@
           <w:szCs w:val="21"/>
         </w:rPr>
         <w:sectPr>
-          <w:footerReference w:type="default" r:id="rId19"/>
+          <w:footerReference w:type="default" r:id="rId20"/>
           <w:pgSz w:w="11906" w:h="16838"/>
           <w:pgMar w:top="1418" w:right="1418" w:bottom="1134" w:left="1701" w:header="851" w:footer="992" w:gutter="0"/>
           <w:pgNumType w:fmt="upperRoman"/>
@@ -4516,8 +4584,8 @@
           <w:szCs w:val="21"/>
         </w:rPr>
         <w:sectPr>
-          <w:headerReference w:type="default" r:id="rId20"/>
-          <w:footerReference w:type="default" r:id="rId21"/>
+          <w:headerReference w:type="default" r:id="rId21"/>
+          <w:footerReference w:type="default" r:id="rId22"/>
           <w:pgSz w:w="11906" w:h="16838"/>
           <w:pgMar w:top="1418" w:right="1418" w:bottom="1134" w:left="1701" w:header="851" w:footer="992" w:gutter="0"/>
           <w:pgNumType w:fmt="upperRoman" w:start="1"/>
@@ -9262,7 +9330,7 @@
                     </pic:cNvPicPr>
                   </pic:nvPicPr>
                   <pic:blipFill>
-                    <a:blip r:embed="rId22" cstate="print">
+                    <a:blip r:embed="rId23" cstate="print">
                       <a:extLst>
                         <a:ext uri="{28A0092B-C50C-407E-A947-70E740481C1C}">
                           <a14:useLocalDpi xmlns:a14="http://schemas.microsoft.com/office/drawing/2010/main" val="0"/>
@@ -9564,7 +9632,7 @@
                     </pic:cNvPicPr>
                   </pic:nvPicPr>
                   <pic:blipFill>
-                    <a:blip r:embed="rId23" cstate="print">
+                    <a:blip r:embed="rId24" cstate="print">
                       <a:extLst>
                         <a:ext uri="{28A0092B-C50C-407E-A947-70E740481C1C}">
                           <a14:useLocalDpi xmlns:a14="http://schemas.microsoft.com/office/drawing/2010/main" val="0"/>
@@ -10482,17 +10550,7 @@
                   <w:rFonts w:ascii="Cambria Math" w:hAnsi="Cambria Math"/>
                   <w:sz w:val="24"/>
                 </w:rPr>
-                <m:t>C</m:t>
-              </m:r>
-              <m:r>
-                <m:rPr>
-                  <m:sty m:val="p"/>
-                </m:rPr>
-                <w:rPr>
-                  <w:rFonts w:ascii="Cambria Math" w:hAnsi="Cambria Math"/>
-                  <w:sz w:val="24"/>
-                </w:rPr>
-                <m:t>=</m:t>
+                <m:t>C=</m:t>
               </m:r>
               <m:d>
                 <m:dPr>
@@ -12000,18 +12058,7 @@
                   <w:sz w:val="24"/>
                   <w:lang w:val="nl-NL"/>
                 </w:rPr>
-                <m:t>I</m:t>
-              </m:r>
-              <m:r>
-                <m:rPr>
-                  <m:sty m:val="p"/>
-                </m:rPr>
-                <w:rPr>
-                  <w:rFonts w:ascii="Cambria Math" w:hAnsi="Cambria Math"/>
-                  <w:sz w:val="24"/>
-                  <w:lang w:val="nl-NL"/>
-                </w:rPr>
-                <m:t>=</m:t>
+                <m:t>I=</m:t>
               </m:r>
               <m:r>
                 <m:rPr>
@@ -12219,18 +12266,7 @@
                   <w:sz w:val="24"/>
                   <w:lang w:val="nl-NL"/>
                 </w:rPr>
-                <m:t>I</m:t>
-              </m:r>
-              <m:r>
-                <m:rPr>
-                  <m:sty m:val="p"/>
-                </m:rPr>
-                <w:rPr>
-                  <w:rFonts w:ascii="Cambria Math" w:hAnsi="Cambria Math"/>
-                  <w:sz w:val="24"/>
-                  <w:lang w:val="nl-NL"/>
-                </w:rPr>
-                <m:t>.</m:t>
+                <m:t>I.</m:t>
               </m:r>
               <m:r>
                 <m:rPr>
@@ -14520,7 +14556,7 @@
                     </pic:cNvPicPr>
                   </pic:nvPicPr>
                   <pic:blipFill>
-                    <a:blip r:embed="rId24" cstate="print">
+                    <a:blip r:embed="rId25" cstate="print">
                       <a:extLst>
                         <a:ext uri="{28A0092B-C50C-407E-A947-70E740481C1C}">
                           <a14:useLocalDpi xmlns:a14="http://schemas.microsoft.com/office/drawing/2010/main" val="0"/>
@@ -18369,16 +18405,7 @@
                     <w:rPr>
                       <w:rFonts w:ascii="Cambria Math" w:hAnsi="Cambria Math"/>
                     </w:rPr>
-                    <m:t>-</m:t>
-                  </m:r>
-                  <m:r>
-                    <m:rPr>
-                      <m:sty m:val="p"/>
-                    </m:rPr>
-                    <w:rPr>
-                      <w:rFonts w:ascii="Cambria Math" w:hAnsi="Cambria Math"/>
-                    </w:rPr>
-                    <m:t>1</m:t>
+                    <m:t>-1</m:t>
                   </m:r>
                 </m:den>
               </m:f>
@@ -18972,7 +18999,7 @@
                     </pic:cNvPicPr>
                   </pic:nvPicPr>
                   <pic:blipFill>
-                    <a:blip r:embed="rId25" cstate="print">
+                    <a:blip r:embed="rId26" cstate="print">
                       <a:extLst>
                         <a:ext uri="{28A0092B-C50C-407E-A947-70E740481C1C}">
                           <a14:useLocalDpi xmlns:a14="http://schemas.microsoft.com/office/drawing/2010/main" val="0"/>
@@ -22103,7 +22130,7 @@
                     </pic:cNvPicPr>
                   </pic:nvPicPr>
                   <pic:blipFill>
-                    <a:blip r:embed="rId26" cstate="print">
+                    <a:blip r:embed="rId27" cstate="print">
                       <a:extLst>
                         <a:ext uri="{28A0092B-C50C-407E-A947-70E740481C1C}">
                           <a14:useLocalDpi xmlns:a14="http://schemas.microsoft.com/office/drawing/2010/main" val="0"/>
@@ -22915,7 +22942,7 @@
                     <pic:cNvPicPr/>
                   </pic:nvPicPr>
                   <pic:blipFill>
-                    <a:blip r:embed="rId27" cstate="print">
+                    <a:blip r:embed="rId28" cstate="print">
                       <a:extLst>
                         <a:ext uri="{28A0092B-C50C-407E-A947-70E740481C1C}">
                           <a14:useLocalDpi xmlns:a14="http://schemas.microsoft.com/office/drawing/2010/main" val="0"/>
@@ -23055,7 +23082,7 @@
           <w:szCs w:val="21"/>
         </w:rPr>
         <w:drawing>
-          <wp:anchor distT="0" distB="0" distL="114300" distR="114300" simplePos="0" relativeHeight="251698176" behindDoc="0" locked="0" layoutInCell="1" allowOverlap="1" wp14:anchorId="17621796" wp14:editId="5CA5F8E9">
+          <wp:anchor distT="0" distB="0" distL="114300" distR="114300" simplePos="0" relativeHeight="251698176" behindDoc="0" locked="0" layoutInCell="1" allowOverlap="1" wp14:anchorId="17621796" wp14:editId="002764D7">
             <wp:simplePos x="0" y="0"/>
             <wp:positionH relativeFrom="margin">
               <wp:align>left</wp:align>
@@ -23078,7 +23105,7 @@
                     </pic:cNvPicPr>
                   </pic:nvPicPr>
                   <pic:blipFill>
-                    <a:blip r:embed="rId28" cstate="print">
+                    <a:blip r:embed="rId29" cstate="print">
                       <a:extLst>
                         <a:ext uri="{28A0092B-C50C-407E-A947-70E740481C1C}">
                           <a14:useLocalDpi xmlns:a14="http://schemas.microsoft.com/office/drawing/2010/main" val="0"/>
@@ -23244,7 +23271,7 @@
                     </pic:cNvPicPr>
                   </pic:nvPicPr>
                   <pic:blipFill>
-                    <a:blip r:embed="rId29" cstate="print">
+                    <a:blip r:embed="rId30" cstate="print">
                       <a:extLst>
                         <a:ext uri="{28A0092B-C50C-407E-A947-70E740481C1C}">
                           <a14:useLocalDpi xmlns:a14="http://schemas.microsoft.com/office/drawing/2010/main" val="0"/>
@@ -23747,7 +23774,7 @@
                     </pic:cNvPicPr>
                   </pic:nvPicPr>
                   <pic:blipFill>
-                    <a:blip r:embed="rId30" cstate="print">
+                    <a:blip r:embed="rId31" cstate="print">
                       <a:extLst>
                         <a:ext uri="{28A0092B-C50C-407E-A947-70E740481C1C}">
                           <a14:useLocalDpi xmlns:a14="http://schemas.microsoft.com/office/drawing/2010/main" val="0"/>
@@ -24042,7 +24069,7 @@
                     </pic:cNvPicPr>
                   </pic:nvPicPr>
                   <pic:blipFill>
-                    <a:blip r:embed="rId31" cstate="print">
+                    <a:blip r:embed="rId32" cstate="print">
                       <a:extLst>
                         <a:ext uri="{28A0092B-C50C-407E-A947-70E740481C1C}">
                           <a14:useLocalDpi xmlns:a14="http://schemas.microsoft.com/office/drawing/2010/main" val="0"/>
@@ -25602,7 +25629,7 @@
         </w:rPr>
         <w:t>, 2024 (</w:t>
       </w:r>
-      <w:hyperlink r:id="rId32" w:history="1">
+      <w:hyperlink r:id="rId33" w:history="1">
         <w:r>
           <w:rPr>
             <w:rStyle w:val="af8"/>
@@ -25734,7 +25761,7 @@
         </w:rPr>
         <w:t>, 2010 (</w:t>
       </w:r>
-      <w:hyperlink r:id="rId33" w:history="1">
+      <w:hyperlink r:id="rId34" w:history="1">
         <w:r>
           <w:rPr>
             <w:rStyle w:val="af8"/>
@@ -25811,7 +25838,7 @@
         </w:rPr>
         <w:t>, 2014 (</w:t>
       </w:r>
-      <w:hyperlink r:id="rId34" w:history="1">
+      <w:hyperlink r:id="rId35" w:history="1">
         <w:r>
           <w:rPr>
             <w:rStyle w:val="af8"/>
@@ -25989,7 +26016,7 @@
         </w:rPr>
         <w:t>, 2020 (</w:t>
       </w:r>
-      <w:hyperlink r:id="rId35" w:history="1">
+      <w:hyperlink r:id="rId36" w:history="1">
         <w:r>
           <w:rPr>
             <w:rStyle w:val="af8"/>
@@ -26109,7 +26136,7 @@
         </w:rPr>
         <w:t>, 2024 (</w:t>
       </w:r>
-      <w:hyperlink r:id="rId36" w:history="1">
+      <w:hyperlink r:id="rId37" w:history="1">
         <w:r>
           <w:rPr>
             <w:rStyle w:val="af8"/>
@@ -26218,7 +26245,7 @@
         </w:rPr>
         <w:t>, 2023 (</w:t>
       </w:r>
-      <w:hyperlink r:id="rId37" w:history="1">
+      <w:hyperlink r:id="rId38" w:history="1">
         <w:r>
           <w:rPr>
             <w:rStyle w:val="af8"/>
@@ -26428,7 +26455,7 @@
         </w:rPr>
         <w:t>, 2024 (</w:t>
       </w:r>
-      <w:hyperlink r:id="rId38" w:history="1">
+      <w:hyperlink r:id="rId39" w:history="1">
         <w:r>
           <w:rPr>
             <w:rStyle w:val="af8"/>
@@ -26664,7 +26691,7 @@
         </w:rPr>
         <w:t>, 2020 (</w:t>
       </w:r>
-      <w:hyperlink r:id="rId39" w:history="1">
+      <w:hyperlink r:id="rId40" w:history="1">
         <w:r>
           <w:rPr>
             <w:rStyle w:val="af8"/>
@@ -26812,7 +26839,7 @@
         </w:rPr>
         <w:t>, 2025 (</w:t>
       </w:r>
-      <w:hyperlink r:id="rId40" w:history="1">
+      <w:hyperlink r:id="rId41" w:history="1">
         <w:r>
           <w:rPr>
             <w:rStyle w:val="af8"/>
@@ -26904,7 +26931,7 @@
         </w:rPr>
         <w:t>, 2023 (</w:t>
       </w:r>
-      <w:hyperlink r:id="rId41" w:history="1">
+      <w:hyperlink r:id="rId42" w:history="1">
         <w:r>
           <w:rPr>
             <w:rStyle w:val="af8"/>
@@ -27004,7 +27031,7 @@
         </w:rPr>
         <w:t>, 2007 (</w:t>
       </w:r>
-      <w:hyperlink r:id="rId42" w:history="1">
+      <w:hyperlink r:id="rId43" w:history="1">
         <w:r>
           <w:rPr>
             <w:rStyle w:val="af8"/>
@@ -27089,7 +27116,7 @@
         </w:rPr>
         <w:t>, 2009 (</w:t>
       </w:r>
-      <w:hyperlink r:id="rId43" w:history="1">
+      <w:hyperlink r:id="rId44" w:history="1">
         <w:r>
           <w:rPr>
             <w:rStyle w:val="af8"/>
@@ -27207,7 +27234,7 @@
         </w:rPr>
         <w:t>, 2024 (</w:t>
       </w:r>
-      <w:hyperlink r:id="rId44" w:history="1">
+      <w:hyperlink r:id="rId45" w:history="1">
         <w:r>
           <w:rPr>
             <w:rStyle w:val="af8"/>
@@ -27339,7 +27366,7 @@
         </w:rPr>
         <w:t>, 2021 (</w:t>
       </w:r>
-      <w:hyperlink r:id="rId45" w:history="1">
+      <w:hyperlink r:id="rId46" w:history="1">
         <w:r>
           <w:rPr>
             <w:rStyle w:val="af8"/>
@@ -27471,7 +27498,7 @@
         </w:rPr>
         <w:t>, 2024 (</w:t>
       </w:r>
-      <w:hyperlink r:id="rId46" w:history="1">
+      <w:hyperlink r:id="rId47" w:history="1">
         <w:r>
           <w:rPr>
             <w:rStyle w:val="af8"/>
@@ -27596,7 +27623,7 @@
         </w:rPr>
         <w:t>, 2023 (</w:t>
       </w:r>
-      <w:hyperlink r:id="rId47" w:history="1">
+      <w:hyperlink r:id="rId48" w:history="1">
         <w:r>
           <w:rPr>
             <w:rStyle w:val="af8"/>
@@ -27728,7 +27755,7 @@
         </w:rPr>
         <w:t>, 2018 (</w:t>
       </w:r>
-      <w:hyperlink r:id="rId48" w:history="1">
+      <w:hyperlink r:id="rId49" w:history="1">
         <w:r>
           <w:rPr>
             <w:rStyle w:val="af8"/>
@@ -27888,7 +27915,7 @@
       </w:r>
     </w:p>
     <w:sectPr>
-      <w:footerReference w:type="default" r:id="rId49"/>
+      <w:footerReference w:type="default" r:id="rId50"/>
       <w:pgSz w:w="11906" w:h="16838"/>
       <w:pgMar w:top="1418" w:right="1418" w:bottom="1134" w:left="1701" w:header="851" w:footer="992" w:gutter="0"/>
       <w:pgNumType w:start="1"/>
@@ -30139,12 +30166,12 @@
     </inkml:brush>
   </inkml:definitions>
   <inkml:trace contextRef="#ctx0" brushRef="#br0">77 1 24575,'57'-1'0,"57"2"0,-113-1 0,0 0 0,0 1 0,-1-1 0,1 0 0,0 1 0,0-1 0,-1 0 0,1 1 0,0-1 0,0 1 0,-1 0 0,1-1 0,-1 1 0,1-1 0,-1 1 0,1 0 0,-1-1 0,1 1 0,-1 0 0,1 0 0,-1-1 0,0 1 0,1 0 0,-1 0 0,0 0 0,0-1 0,0 1 0,0 0 0,0 0 0,0 1 0,1 31 0,-1-25 0,1 53 0,1-18 0,-9 82 0,7-122 20,-1 1-251,0 1 1,1-1-1,-1 0 0,-1 1 0,-1 4 0</inkml:trace>
-  <inkml:trace contextRef="#ctx0" brushRef="#br0" timeOffset="1123.1">163 235 24575,'-2'1'0,"1"-1"0,-1 0 0,0 1 0,1-1 0,-1 1 0,1 0 0,-1-1 0,1 1 0,-1 0 0,1 0 0,0 0 0,-1 0 0,1 0 0,0 0 0,0 0 0,0 1 0,0-1 0,0 0 0,-2 3 0,-17 34 0,14-25 0,-3 5 0,1-1 0,-9 32 0,15-41 0,0 0 0,1-1 0,-1 1 0,2 0 0,-1 0 0,1 0 0,0 0 0,1 0 0,2 11 0,-3-18 0,1 0 0,-1 0 0,1 0 0,-1 0 0,1-1 0,0 1 0,-1 0 0,1 0 0,0-1 0,0 1 0,-1 0 0,1-1 0,0 1 0,0-1 0,0 1 0,0-1 0,0 1 0,0-1 0,0 0 0,0 1 0,1-1 0,27 5 0,-20-3 0,118 10 0,-43-6 0,-83-6 0,0 1 0,-1-1 0,1 0 0,0 1 0,-1-1 0,1 0 0,-1 1 0,1-1 0,0 1 0,-1-1 0,1 1 0,-1 0 0,1-1 0,-1 1 0,1-1 0,-1 1 0,0 0 0,1-1 0,-1 1 0,0 0 0,0 0 0,1-1 0,-1 1 0,0 0 0,0-1 0,0 1 0,0 0 0,0 1 0,1 27 0,-1-19 0,0 2 0,0 1 0,-1 0 0,0 0 0,-1-1 0,0 1 0,-1-1 0,0 0 0,-1 1 0,-1-1 0,0-1 0,0 1 0,-1-1 0,-9 14 0,6-12 0,3-4 0,1-1 0,-2 1 0,1-1 0,-1 0 0,0-1 0,-14 12 0,19-18 0,0-1 0,1 1 0,-1-1 0,0 1 0,1-1 0,-1 0 0,0 0 0,0 0 0,1 0 0,-1 0 0,0 0 0,0 0 0,1-1 0,-1 1 0,0 0 0,0-1 0,1 0 0,-1 1 0,-1-2 0,-31-17 0,34 19 0,-23-17-1365,15 12-5461</inkml:trace>
+  <inkml:trace contextRef="#ctx0" brushRef="#br0" timeOffset="1123.09">163 235 24575,'-2'1'0,"1"-1"0,-1 0 0,0 1 0,1-1 0,-1 1 0,1 0 0,-1-1 0,1 1 0,-1 0 0,1 0 0,0 0 0,-1 0 0,1 0 0,0 0 0,0 0 0,0 1 0,0-1 0,0 0 0,-2 3 0,-17 34 0,14-25 0,-3 5 0,1-1 0,-9 32 0,15-41 0,0 0 0,1-1 0,-1 1 0,2 0 0,-1 0 0,1 0 0,0 0 0,1 0 0,2 11 0,-3-18 0,1 0 0,-1 0 0,1 0 0,-1 0 0,1-1 0,0 1 0,-1 0 0,1 0 0,0-1 0,0 1 0,-1 0 0,1-1 0,0 1 0,0-1 0,0 1 0,0-1 0,0 1 0,0-1 0,0 0 0,0 1 0,1-1 0,27 5 0,-20-3 0,118 10 0,-43-6 0,-83-6 0,0 1 0,-1-1 0,1 0 0,0 1 0,-1-1 0,1 0 0,-1 1 0,1-1 0,0 1 0,-1-1 0,1 1 0,-1 0 0,1-1 0,-1 1 0,1-1 0,-1 1 0,0 0 0,1-1 0,-1 1 0,0 0 0,0 0 0,1-1 0,-1 1 0,0 0 0,0-1 0,0 1 0,0 0 0,0 1 0,1 27 0,-1-19 0,0 2 0,0 1 0,-1 0 0,0 0 0,-1-1 0,0 1 0,-1-1 0,0 0 0,-1 1 0,-1-1 0,0-1 0,0 1 0,-1-1 0,-9 14 0,6-12 0,3-4 0,1-1 0,-2 1 0,1-1 0,-1 0 0,0-1 0,-14 12 0,19-18 0,0-1 0,1 1 0,-1-1 0,0 1 0,1-1 0,-1 0 0,0 0 0,0 0 0,1 0 0,-1 0 0,0 0 0,0 0 0,1-1 0,-1 1 0,0 0 0,0-1 0,1 0 0,-1 1 0,-1-2 0,-31-17 0,34 19 0,-23-17-1365,15 12-5461</inkml:trace>
   <inkml:trace contextRef="#ctx0" brushRef="#br0" timeOffset="1623.64">1 739 24575,'0'0'0,"0"0"0,0 0 0,0 0 0,0 0 0,0 0 0,0 0 0,0-1 0,0 1 0,0 0 0,0 0 0,0 0 0,-1 0 0,1 0 0,0 0 0,0 0 0,0 0 0,0 0 0,0 0 0,0 0 0,0-1 0,0 1 0,0 0 0,0 0 0,0 0 0,0 0 0,0 0 0,0 0 0,0 0 0,0 0 0,0 0 0,0-1 0,0 1 0,0 0 0,0 0 0,0 0 0,0 0 0,0 0 0,0 0 0,0 0 0,0 0 0,1 0 0,-1 0 0,0-1 0,0 1 0,0 0 0,0 0 0,0 0 0,0 0 0,0 0 0,0 0 0,0 0 0,0 0 0,0 0 0,1 0 0,-1 0 0,0 0 0,0 0 0,0 0 0,0 0 0,0 0 0,0 0 0,0 0 0,7-5 0,10-1 0,1 0 0,0 2 0,0 0 0,21-1 0,1-2 0,25-2 0,-56 5-1365</inkml:trace>
   <inkml:trace contextRef="#ctx0" brushRef="#br0" timeOffset="2510.19">521 171 24575,'98'-6'0,"-13"-1"0,-38 7 0,-1-1 0,54-7 0,-77 6-682,35 0-1</inkml:trace>
   <inkml:trace contextRef="#ctx0" brushRef="#br0" timeOffset="3419.86">718 37 24575,'-3'1'0,"1"-1"0,0 1 0,-1-1 0,1 1 0,0 0 0,0 0 0,-1 0 0,1 0 0,0 0 0,0 0 0,0 1 0,0-1 0,0 1 0,1-1 0,-1 1 0,0 0 0,1 0 0,-1 0 0,-1 2 0,-4 7 0,1 0 0,-8 16 0,10-18 0,-14 29 0,2 1 0,2 1 0,2 0 0,-9 52 0,1-9 0,12-53 0,1 1 0,1 0 0,2 0 0,-1 36 0,5-64 11,0 6-469,0 1-1,4 18 0</inkml:trace>
   <inkml:trace contextRef="#ctx0" brushRef="#br0" timeOffset="4433.02">826 76 24575,'1'0'0,"0"1"0,-1-1 0,1 0 0,-1 0 0,1 1 0,-1-1 0,1 0 0,-1 1 0,1-1 0,-1 1 0,1-1 0,-1 0 0,0 1 0,1-1 0,-1 1 0,1-1 0,-1 1 0,0 0 0,0-1 0,1 1 0,-1-1 0,0 1 0,0-1 0,0 1 0,0 0 0,1 0 0,2 21 0,-3-20 0,4 236 0,-6-137 0,2 144-1365</inkml:trace>
-  <inkml:trace contextRef="#ctx0" brushRef="#br0" timeOffset="5153.94">628 345 24575,'43'-1'0,"43"2"0,-82 0 11,0 1 0,0-1-1,1 1 1,-1-1 0,0 1-1,6 5 1,2-1-1451</inkml:trace>
+  <inkml:trace contextRef="#ctx0" brushRef="#br0" timeOffset="5153.93">628 345 24575,'43'-1'0,"43"2"0,-82 0 11,0 1 0,0-1-1,1 1 1,-1-1 0,0 1-1,6 5 1,2-1-1451</inkml:trace>
   <inkml:trace contextRef="#ctx0" brushRef="#br0" timeOffset="5807.61">598 445 24575,'0'0'0,"0"1"0,0-1 0,-1 0 0,1 0 0,0 0 0,0 1 0,-1-1 0,1 0 0,0 0 0,0 1 0,0-1 0,-1 0 0,1 1 0,0-1 0,0 0 0,0 1 0,0-1 0,0 0 0,0 1 0,0-1 0,0 0 0,0 1 0,0-1 0,0 0 0,0 1 0,0-1 0,0 0 0,0 1 0,0-1 0,0 0 0,0 1 0,0-1 0,0 1 0,4 11 0,-2-10 0,-1 0 0,1 0 0,0-1 0,0 1 0,0-1 0,0 1 0,0-1 0,1 0 0,-1 0 0,0 0 0,5 2 0,31 6 0,-20-5 0,87 21 0,-85-21-1365</inkml:trace>
   <inkml:trace contextRef="#ctx0" brushRef="#br0" timeOffset="6608.24">387 737 24575,'0'0'0,"0"0"0,0 1 0,0-1 0,1 1 0,-1-1 0,0 0 0,1 1 0,-1-1 0,0 0 0,1 0 0,-1 1 0,0-1 0,1 0 0,-1 0 0,1 1 0,-1-1 0,0 0 0,1 0 0,-1 0 0,1 0 0,-1 0 0,1 0 0,-1 0 0,0 0 0,2 0 0,16 2 0,-12-2 0,443 10 0,-343-11 0,64 1-1365</inkml:trace>
   <inkml:trace contextRef="#ctx0" brushRef="#br0" timeOffset="7208.75">800 758 24575,'-6'1'0,"0"0"0,0 0 0,0 0 0,0 1 0,0 0 0,0 0 0,0 0 0,0 1 0,1 0 0,-1 0 0,1 0 0,0 1 0,0 0 0,0 0 0,-6 7 0,-6 7 0,2 0 0,-23 34 0,13-12-1365</inkml:trace>
@@ -30180,8 +30207,8 @@
   <inkml:trace contextRef="#ctx0" brushRef="#br0" timeOffset="4298.6">733 1 24575,'-6'0'0,"1"0"0,0 1 0,-1 0 0,1 0 0,0 1 0,0 0 0,-7 2 0,-34 21 0,27-14 0,10-6 0,-8 4 0,1 0 0,0 1 0,-18 16 0,29-22 0,1 0 0,0 0 0,0 1 0,0-1 0,1 1 0,-1 0 0,1 0 0,1 0 0,-1 1 0,1-1 0,-1 1 0,2-1 0,-1 1 0,-1 10 0,-1 25 0,4 76 0,2-48 0,-2 214-1365,0-275-5461</inkml:trace>
   <inkml:trace contextRef="#ctx0" brushRef="#br0" timeOffset="5392.67">580 244 24575,'5'-4'0,"0"1"0,1 0 0,-1 0 0,1 0 0,-1 1 0,1-1 0,0 1 0,0 1 0,12-3 0,0 0 0,60-20 0,-77 24 0,-1 0 0,1 0 0,0 0 0,0 0 0,0 0 0,0 0 0,-1 0 0,1 0 0,0 0 0,0 0 0,0 0 0,-1 1 0,1-1 0,0 0 0,0 1 0,-1-1 0,1 0 0,0 1 0,-1-1 0,1 1 0,0-1 0,-1 1 0,1-1 0,-1 1 0,1 0 0,-1-1 0,1 1 0,-1 0 0,1-1 0,-1 1 0,1 0 0,-1 0 0,0-1 0,1 2 0,1 4 0,-1 0 0,1 0 0,0 11 0,0-8 0,22 118 0,10 59 0,-23-95 0,-5 0 0,-3 1 0,-10 94 0,-28 24-689,30-188 13</inkml:trace>
   <inkml:trace contextRef="#ctx0" brushRef="#br0" timeOffset="6124.2">494 507 24575,'20'-9'0,"1"0"0,0 2 0,1 0 0,27-5 0,-40 11 44,0 0-1,0 1 1,12 1 0,1-1-1584</inkml:trace>
-  <inkml:trace contextRef="#ctx0" brushRef="#br0" timeOffset="7448.93">584 596 24575,'30'1'224,"-20"0"-542,1-1 0,-1 1 1,0-2-1,20-3 0</inkml:trace>
-  <inkml:trace contextRef="#ctx0" brushRef="#br0" timeOffset="9038.47">290 773 24575,'0'1'0,"0"-1"0,1 0 0,-1 1 0,0-1 0,0 1 0,1-1 0,-1 0 0,0 1 0,1-1 0,-1 0 0,0 0 0,1 1 0,-1-1 0,1 0 0,-1 0 0,0 1 0,1-1 0,-1 0 0,1 0 0,-1 0 0,1 0 0,-1 0 0,1 1 0,-1-1 0,0 0 0,1 0 0,-1 0 0,1-1 0,18 2 0,-15-1 0,46 1 0,96-2 0,-50-9 0,-83 9 0,0-1 0,19-5 0,-17 3 0,22-2 0,-20 3 0,-15 2 0,1 0 0,0 1 0,-1-1 0,1 1 0,0-1 0,0 1 0,-1 0 0,1 0 0,3 1 0,-19 9 0,-119 87 0,112-82 0,-30 17 0,33-22 0,0 0 0,0 2 0,-16 15 0,27-22-1365</inkml:trace>
+  <inkml:trace contextRef="#ctx0" brushRef="#br0" timeOffset="7448.92">584 596 24575,'30'1'224,"-20"0"-542,1-1 0,-1 1 1,0-2-1,20-3 0</inkml:trace>
+  <inkml:trace contextRef="#ctx0" brushRef="#br0" timeOffset="9038.46">290 773 24575,'0'1'0,"0"-1"0,1 0 0,-1 1 0,0-1 0,0 1 0,1-1 0,-1 0 0,0 1 0,1-1 0,-1 0 0,0 0 0,1 1 0,-1-1 0,1 0 0,-1 0 0,0 1 0,1-1 0,-1 0 0,1 0 0,-1 0 0,1 0 0,-1 0 0,1 1 0,-1-1 0,0 0 0,1 0 0,-1 0 0,1-1 0,18 2 0,-15-1 0,46 1 0,96-2 0,-50-9 0,-83 9 0,0-1 0,19-5 0,-17 3 0,22-2 0,-20 3 0,-15 2 0,1 0 0,0 1 0,-1-1 0,1 1 0,0-1 0,0 1 0,-1 0 0,1 0 0,3 1 0,-19 9 0,-119 87 0,112-82 0,-30 17 0,33-22 0,0 0 0,0 2 0,-16 15 0,27-22-1365</inkml:trace>
   <inkml:trace contextRef="#ctx0" brushRef="#br0" timeOffset="9897.12">938 406 24575,'51'-2'0,"94"-18"0,2-1 0,-66 18-1365,-73 3-5461</inkml:trace>
   <inkml:trace contextRef="#ctx0" brushRef="#br0" timeOffset="10521.03">1265 225 24575,'1'129'0,"-9"241"0,8-367 0,-3 26 0,-7 35 0,10-63 0,-1-1 0,1 1 0,0 0 0,0 0 0,-1 0 0,1-1 0,0 1 0,-1 0 0,1 0 0,-1-1 0,1 1 0,-1 0 0,1-1 0,-1 1 0,0 0 0,0 0 0,1-1 0,-1 0 0,1 0 0,-1 1 0,1-1 0,-1 0 0,1 0 0,-1 0 0,1 0 0,-1 0 0,1 0 0,-1 0 0,1 0 0,-1 0 0,1 0 0,-1 0 0,1 0 0,-1-1 0,1 1 0,-1 0 0,0 0 0,-2-3 0,-1 1 0,1 0 0,0-1 0,0 0 0,-5-4 0,4 3 0,-144-147-1365,134 136-5461</inkml:trace>
   <inkml:trace contextRef="#ctx0" brushRef="#br0" timeOffset="10957.96">1013 599 24575,'0'-1'0,"0"0"0,1 0 0,4-1 0,3 0 0,5 1 0,5 0 0,5 0 0,2 0 0,1 1 0,-2-2 0,-3 1 0,-4 0 0,-5 0 0,-3 1 0,-2 0 0</inkml:trace>
